--- a/engine/scem_study/SCEM_Valuation_Study_04-09-2026_public.docx
+++ b/engine/scem_study/SCEM_Valuation_Study_04-09-2026_public.docx
@@ -174,7 +174,7 @@
                 <w:color w:val="1C3A36"/>
                 <w:sz w:val="19"/>
               </w:rPr>
-              <w:t>Four lenses put the shares between EGP 62.02 and EGP 107.89, weighting to a central EGP 88.49 against a market price of EGP 100.50 — -12.0%.</w:t>
+              <w:t>The cash-flow lens is the answer: EGP 123.27 a share against a market price of EGP 100.50, +22.7%. Flexing the operating margin down to the lowest the company has ever filed takes it to EGP 23.62, and the forecast opens above the best year it has filed, so essentially the whole of that range is downside. The other lenses are published beside it rather than averaged into it: replacement cost EGP 94.23, an enterprise multiple EGP 62.11, and a disclosed book floor of EGP 27.12.</w:t>
             </w:r>
           </w:p>
         </w:tc>
@@ -282,7 +282,7 @@
                 <w:color w:val="1C3A36"/>
                 <w:sz w:val="18"/>
               </w:rPr>
-              <w:t>Weight</w:t>
+              <w:t>Role</w:t>
             </w:r>
           </w:p>
         </w:tc>
@@ -357,7 +357,7 @@
                 <w:color w:val="1C3A36"/>
                 <w:sz w:val="18"/>
               </w:rPr>
-              <w:t>107.89</w:t>
+              <w:t>123.27</w:t>
             </w:r>
           </w:p>
         </w:tc>
@@ -375,7 +375,7 @@
                 <w:color w:val="1C3A36"/>
                 <w:sz w:val="18"/>
               </w:rPr>
-              <w:t>48%</w:t>
+              <w:t>PRIMARY — this is the central</w:t>
             </w:r>
           </w:p>
         </w:tc>
@@ -393,7 +393,7 @@
                 <w:color w:val="1C3A36"/>
                 <w:sz w:val="18"/>
               </w:rPr>
-              <w:t>+7.4%</w:t>
+              <w:t>+22.7%</w:t>
             </w:r>
           </w:p>
         </w:tc>
@@ -411,7 +411,7 @@
                 <w:color w:val="1C3A36"/>
                 <w:sz w:val="18"/>
               </w:rPr>
-              <w:t>57.1%</w:t>
+              <w:t>66.5%</w:t>
             </w:r>
           </w:p>
         </w:tc>
@@ -448,7 +448,7 @@
                 <w:color w:val="1C3A36"/>
                 <w:sz w:val="18"/>
               </w:rPr>
-              <w:t>62.02</w:t>
+              <w:t>62.11</w:t>
             </w:r>
           </w:p>
         </w:tc>
@@ -466,7 +466,7 @@
                 <w:color w:val="1C3A36"/>
                 <w:sz w:val="18"/>
               </w:rPr>
-              <w:t>21%</w:t>
+              <w:t>cross-check</w:t>
             </w:r>
           </w:p>
         </w:tc>
@@ -484,7 +484,7 @@
                 <w:color w:val="1C3A36"/>
                 <w:sz w:val="18"/>
               </w:rPr>
-              <w:t>-38.3%</w:t>
+              <w:t>-38.2%</w:t>
             </w:r>
           </w:p>
         </w:tc>
@@ -521,7 +521,7 @@
                 <w:color w:val="1C3A36"/>
                 <w:sz w:val="18"/>
               </w:rPr>
-              <w:t>Normalised earnings</w:t>
+              <w:t>Asset / replacement cost</w:t>
             </w:r>
           </w:p>
         </w:tc>
@@ -539,7 +539,7 @@
                 <w:color w:val="1C3A36"/>
                 <w:sz w:val="18"/>
               </w:rPr>
-              <w:t>70.39</w:t>
+              <w:t>94.23</w:t>
             </w:r>
           </w:p>
         </w:tc>
@@ -557,7 +557,7 @@
                 <w:color w:val="1C3A36"/>
                 <w:sz w:val="18"/>
               </w:rPr>
-              <w:t>23%</w:t>
+              <w:t>cross-check</w:t>
             </w:r>
           </w:p>
         </w:tc>
@@ -575,7 +575,7 @@
                 <w:color w:val="1C3A36"/>
                 <w:sz w:val="18"/>
               </w:rPr>
-              <w:t>-30.0%</w:t>
+              <w:t>-6.2%</w:t>
             </w:r>
           </w:p>
         </w:tc>
@@ -612,7 +612,7 @@
                 <w:color w:val="1C3A36"/>
                 <w:sz w:val="18"/>
               </w:rPr>
-              <w:t>Asset / replacement cost</w:t>
+              <w:t>Book value (disclosed floor)</w:t>
             </w:r>
           </w:p>
         </w:tc>
@@ -630,7 +630,7 @@
                 <w:color w:val="1C3A36"/>
                 <w:sz w:val="18"/>
               </w:rPr>
-              <w:t>93.52</w:t>
+              <w:t>27.12</w:t>
             </w:r>
           </w:p>
         </w:tc>
@@ -648,7 +648,7 @@
                 <w:color w:val="1C3A36"/>
                 <w:sz w:val="18"/>
               </w:rPr>
-              <w:t>8%</w:t>
+              <w:t>disclosed floor, never weighted</w:t>
             </w:r>
           </w:p>
         </w:tc>
@@ -666,7 +666,7 @@
                 <w:color w:val="1C3A36"/>
                 <w:sz w:val="18"/>
               </w:rPr>
-              <w:t>-6.9%</w:t>
+              <w:t>-73.0%</w:t>
             </w:r>
           </w:p>
         </w:tc>
@@ -705,7 +705,7 @@
                 <w:color w:val="1C3A36"/>
                 <w:sz w:val="18"/>
               </w:rPr>
-              <w:t>Weighted central fair value</w:t>
+              <w:t>Central fair value</w:t>
             </w:r>
           </w:p>
         </w:tc>
@@ -725,7 +725,7 @@
                 <w:color w:val="1C3A36"/>
                 <w:sz w:val="18"/>
               </w:rPr>
-              <w:t>88.49</w:t>
+              <w:t>123.27</w:t>
             </w:r>
           </w:p>
         </w:tc>
@@ -745,7 +745,7 @@
                 <w:color w:val="1C3A36"/>
                 <w:sz w:val="18"/>
               </w:rPr>
-              <w:t>100%</w:t>
+              <w:t>the primary lens, not a blend</w:t>
             </w:r>
           </w:p>
         </w:tc>
@@ -765,7 +765,7 @@
                 <w:color w:val="1C3A36"/>
                 <w:sz w:val="18"/>
               </w:rPr>
-              <w:t>-12.0%</w:t>
+              <w:t>+22.7%</w:t>
             </w:r>
           </w:p>
         </w:tc>
@@ -804,7 +804,7 @@
                 <w:color w:val="1C3A36"/>
                 <w:sz w:val="18"/>
               </w:rPr>
-              <w:t>Range across the four lenses</w:t>
+              <w:t>Range on the primary lens</w:t>
             </w:r>
           </w:p>
         </w:tc>
@@ -822,7 +822,7 @@
                 <w:color w:val="1C3A36"/>
                 <w:sz w:val="18"/>
               </w:rPr>
-              <w:t>62.02 – 107.89</w:t>
+              <w:t>23.62 – 123.27</w:t>
             </w:r>
           </w:p>
         </w:tc>
@@ -840,7 +840,7 @@
                 <w:color w:val="1C3A36"/>
                 <w:sz w:val="18"/>
               </w:rPr>
-              <w:t>—</w:t>
+              <w:t>the operating margin across its own filed span</w:t>
             </w:r>
           </w:p>
         </w:tc>
@@ -858,7 +858,7 @@
                 <w:color w:val="1C3A36"/>
                 <w:sz w:val="18"/>
               </w:rPr>
-              <w:t>-38.3% to +7.4%</w:t>
+              <w:t>-76.5% to +22.7%</w:t>
             </w:r>
           </w:p>
         </w:tc>
@@ -1080,7 +1080,7 @@
           <w:color w:val="6E7B77"/>
           <w:sz w:val="17"/>
         </w:rPr>
-        <w:t>Terminal value as a percentage of enterprise value is shown beside the cash-flow lens, and again in the enterprise-to-equity bridge in section 1.1.</w:t>
+        <w:t>The central IS the cash-flow lens. The other reads are cross-checks published beside it and are not averaged into it: where several methods disagree the disagreement is the output, and a weighted blend of them is a new method with weights nobody has tested. Terminal value as a percentage of enterprise value is shown beside the cash-flow lens, and again in the bridge in section 1.1.</w:t>
       </w:r>
     </w:p>
     <w:p>
@@ -1314,7 +1314,7 @@
           <w:color w:val="1C3A36"/>
           <w:sz w:val="21"/>
         </w:rPr>
-        <w:t>The discounted cash-flow model is the primary lens and carries 48% of the weight. It runs on a volume-and-price build off one plant, discounts each year at that year's own cost of capital, and capitalises a terminal value at a separately built terminal rate.</w:t>
+        <w:t>The discounted cash-flow model is the primary lens, and for this company it IS the answer rather than a share of one. It runs on a volume-and-price build off one plant, discounts each year at that year's own cost of capital, and capitalises a terminal value at a separately built terminal rate. An earlier edition averaged it with three other reads at weights that were typed rather than tested — and two of those three value a cement plant off reported accounting earnings and historical-cost book, which for an asset commissioned in 1997 and carried through a five-fold devaluation measures the accounting rather than the plant.</w:t>
       </w:r>
     </w:p>
     <w:tbl>
@@ -1495,7 +1495,7 @@
                 <w:color w:val="1C3A36"/>
                 <w:sz w:val="18"/>
               </w:rPr>
-              <w:t>10,388</w:t>
+              <w:t>10,550</w:t>
             </w:r>
           </w:p>
         </w:tc>
@@ -1513,7 +1513,7 @@
                 <w:color w:val="1C3A36"/>
                 <w:sz w:val="18"/>
               </w:rPr>
-              <w:t>11,723</w:t>
+              <w:t>12,015</w:t>
             </w:r>
           </w:p>
         </w:tc>
@@ -1531,7 +1531,7 @@
                 <w:color w:val="1C3A36"/>
                 <w:sz w:val="18"/>
               </w:rPr>
-              <w:t>12,863</w:t>
+              <w:t>13,316</w:t>
             </w:r>
           </w:p>
         </w:tc>
@@ -1549,7 +1549,7 @@
                 <w:color w:val="1C3A36"/>
                 <w:sz w:val="18"/>
               </w:rPr>
-              <w:t>13,899</w:t>
+              <w:t>14,560</w:t>
             </w:r>
           </w:p>
         </w:tc>
@@ -1567,7 +1567,7 @@
                 <w:color w:val="1C3A36"/>
                 <w:sz w:val="18"/>
               </w:rPr>
-              <w:t>14,920</w:t>
+              <w:t>15,848</w:t>
             </w:r>
           </w:p>
         </w:tc>
@@ -1604,7 +1604,7 @@
                 <w:color w:val="1C3A36"/>
                 <w:sz w:val="18"/>
               </w:rPr>
-              <w:t>3,965</w:t>
+              <w:t>4,076</w:t>
             </w:r>
           </w:p>
         </w:tc>
@@ -1622,7 +1622,7 @@
                 <w:color w:val="1C3A36"/>
                 <w:sz w:val="18"/>
               </w:rPr>
-              <w:t>4,511</w:t>
+              <w:t>4,677</w:t>
             </w:r>
           </w:p>
         </w:tc>
@@ -1640,7 +1640,7 @@
                 <w:color w:val="1C3A36"/>
                 <w:sz w:val="18"/>
               </w:rPr>
-              <w:t>4,992</w:t>
+              <w:t>5,225</w:t>
             </w:r>
           </w:p>
         </w:tc>
@@ -1658,7 +1658,7 @@
                 <w:color w:val="1C3A36"/>
                 <w:sz w:val="18"/>
               </w:rPr>
-              <w:t>5,435</w:t>
+              <w:t>5,754</w:t>
             </w:r>
           </w:p>
         </w:tc>
@@ -1676,7 +1676,7 @@
                 <w:color w:val="1C3A36"/>
                 <w:sz w:val="18"/>
               </w:rPr>
-              <w:t>5,883</w:t>
+              <w:t>6,313</w:t>
             </w:r>
           </w:p>
         </w:tc>
@@ -1713,7 +1713,7 @@
                 <w:color w:val="1C3A36"/>
                 <w:sz w:val="18"/>
               </w:rPr>
-              <w:t>38.2%</w:t>
+              <w:t>38.6%</w:t>
             </w:r>
           </w:p>
         </w:tc>
@@ -1731,7 +1731,7 @@
                 <w:color w:val="1C3A36"/>
                 <w:sz w:val="18"/>
               </w:rPr>
-              <w:t>38.5%</w:t>
+              <w:t>38.9%</w:t>
             </w:r>
           </w:p>
         </w:tc>
@@ -1749,7 +1749,7 @@
                 <w:color w:val="1C3A36"/>
                 <w:sz w:val="18"/>
               </w:rPr>
-              <w:t>38.8%</w:t>
+              <w:t>39.2%</w:t>
             </w:r>
           </w:p>
         </w:tc>
@@ -1767,7 +1767,7 @@
                 <w:color w:val="1C3A36"/>
                 <w:sz w:val="18"/>
               </w:rPr>
-              <w:t>39.1%</w:t>
+              <w:t>39.5%</w:t>
             </w:r>
           </w:p>
         </w:tc>
@@ -1785,7 +1785,7 @@
                 <w:color w:val="1C3A36"/>
                 <w:sz w:val="18"/>
               </w:rPr>
-              <w:t>39.4%</w:t>
+              <w:t>39.8%</w:t>
             </w:r>
           </w:p>
         </w:tc>
@@ -1840,7 +1840,7 @@
                 <w:color w:val="1C3A36"/>
                 <w:sz w:val="18"/>
               </w:rPr>
-              <w:t>149</w:t>
+              <w:t>158</w:t>
             </w:r>
           </w:p>
         </w:tc>
@@ -1858,7 +1858,7 @@
                 <w:color w:val="1C3A36"/>
                 <w:sz w:val="18"/>
               </w:rPr>
-              <w:t>165</w:t>
+              <w:t>193</w:t>
             </w:r>
           </w:p>
         </w:tc>
@@ -1876,7 +1876,7 @@
                 <w:color w:val="1C3A36"/>
                 <w:sz w:val="18"/>
               </w:rPr>
-              <w:t>182</w:t>
+              <w:t>240</w:t>
             </w:r>
           </w:p>
         </w:tc>
@@ -1894,7 +1894,7 @@
                 <w:color w:val="1C3A36"/>
                 <w:sz w:val="18"/>
               </w:rPr>
-              <w:t>200</w:t>
+              <w:t>300</w:t>
             </w:r>
           </w:p>
         </w:tc>
@@ -1931,7 +1931,7 @@
                 <w:color w:val="1C3A36"/>
                 <w:sz w:val="18"/>
               </w:rPr>
-              <w:t>3,831</w:t>
+              <w:t>3,941</w:t>
             </w:r>
           </w:p>
         </w:tc>
@@ -1949,7 +1949,7 @@
                 <w:color w:val="1C3A36"/>
                 <w:sz w:val="18"/>
               </w:rPr>
-              <w:t>4,362</w:t>
+              <w:t>4,519</w:t>
             </w:r>
           </w:p>
         </w:tc>
@@ -1967,7 +1967,7 @@
                 <w:color w:val="1C3A36"/>
                 <w:sz w:val="18"/>
               </w:rPr>
-              <w:t>4,826</w:t>
+              <w:t>5,032</w:t>
             </w:r>
           </w:p>
         </w:tc>
@@ -1985,7 +1985,7 @@
                 <w:color w:val="1C3A36"/>
                 <w:sz w:val="18"/>
               </w:rPr>
-              <w:t>5,252</w:t>
+              <w:t>5,515</w:t>
             </w:r>
           </w:p>
         </w:tc>
@@ -2003,7 +2003,7 @@
                 <w:color w:val="1C3A36"/>
                 <w:sz w:val="18"/>
               </w:rPr>
-              <w:t>5,682</w:t>
+              <w:t>6,013</w:t>
             </w:r>
           </w:p>
         </w:tc>
@@ -2040,7 +2040,7 @@
                 <w:color w:val="1C3A36"/>
                 <w:sz w:val="18"/>
               </w:rPr>
-              <w:t>2,969</w:t>
+              <w:t>3,054</w:t>
             </w:r>
           </w:p>
         </w:tc>
@@ -2058,7 +2058,7 @@
                 <w:color w:val="1C3A36"/>
                 <w:sz w:val="18"/>
               </w:rPr>
-              <w:t>3,380</w:t>
+              <w:t>3,502</w:t>
             </w:r>
           </w:p>
         </w:tc>
@@ -2076,7 +2076,7 @@
                 <w:color w:val="1C3A36"/>
                 <w:sz w:val="18"/>
               </w:rPr>
-              <w:t>3,740</w:t>
+              <w:t>3,900</w:t>
             </w:r>
           </w:p>
         </w:tc>
@@ -2094,7 +2094,7 @@
                 <w:color w:val="1C3A36"/>
                 <w:sz w:val="18"/>
               </w:rPr>
-              <w:t>4,071</w:t>
+              <w:t>4,274</w:t>
             </w:r>
           </w:p>
         </w:tc>
@@ -2112,7 +2112,7 @@
                 <w:color w:val="1C3A36"/>
                 <w:sz w:val="18"/>
               </w:rPr>
-              <w:t>4,404</w:t>
+              <w:t>4,660</w:t>
             </w:r>
           </w:p>
         </w:tc>
@@ -2167,7 +2167,7 @@
                 <w:color w:val="1C3A36"/>
                 <w:sz w:val="18"/>
               </w:rPr>
-              <w:t>149</w:t>
+              <w:t>158</w:t>
             </w:r>
           </w:p>
         </w:tc>
@@ -2185,7 +2185,7 @@
                 <w:color w:val="1C3A36"/>
                 <w:sz w:val="18"/>
               </w:rPr>
-              <w:t>165</w:t>
+              <w:t>193</w:t>
             </w:r>
           </w:p>
         </w:tc>
@@ -2203,7 +2203,7 @@
                 <w:color w:val="1C3A36"/>
                 <w:sz w:val="18"/>
               </w:rPr>
-              <w:t>182</w:t>
+              <w:t>240</w:t>
             </w:r>
           </w:p>
         </w:tc>
@@ -2221,7 +2221,7 @@
                 <w:color w:val="1C3A36"/>
                 <w:sz w:val="18"/>
               </w:rPr>
-              <w:t>200</w:t>
+              <w:t>300</w:t>
             </w:r>
           </w:p>
         </w:tc>
@@ -2262,7 +2262,7 @@
                 <w:color w:val="1C3A36"/>
                 <w:sz w:val="18"/>
               </w:rPr>
-              <w:t>(346)</w:t>
+              <w:t>(352)</w:t>
             </w:r>
           </w:p>
         </w:tc>
@@ -2282,7 +2282,7 @@
                 <w:color w:val="1C3A36"/>
                 <w:sz w:val="18"/>
               </w:rPr>
-              <w:t>(384)</w:t>
+              <w:t>(607)</w:t>
             </w:r>
           </w:p>
         </w:tc>
@@ -2302,7 +2302,7 @@
                 <w:color w:val="1C3A36"/>
                 <w:sz w:val="18"/>
               </w:rPr>
-              <w:t>(414)</w:t>
+              <w:t>(894)</w:t>
             </w:r>
           </w:p>
         </w:tc>
@@ -2322,7 +2322,7 @@
                 <w:color w:val="1C3A36"/>
                 <w:sz w:val="18"/>
               </w:rPr>
-              <w:t>(440)</w:t>
+              <w:t>(1,210)</w:t>
             </w:r>
           </w:p>
         </w:tc>
@@ -2342,7 +2342,7 @@
                 <w:color w:val="1C3A36"/>
                 <w:sz w:val="18"/>
               </w:rPr>
-              <w:t>(464)</w:t>
+              <w:t>(1,562)</w:t>
             </w:r>
           </w:p>
         </w:tc>
@@ -2379,6 +2379,42 @@
                 <w:color w:val="1C3A36"/>
                 <w:sz w:val="18"/>
               </w:rPr>
+              <w:t>(117)</w:t>
+            </w:r>
+          </w:p>
+        </w:tc>
+        <w:tc>
+          <w:tcPr>
+            <w:tcW w:type="dxa" w:w="1354"/>
+          </w:tcPr>
+          <w:p>
+            <w:pPr>
+              <w:spacing w:after="20"/>
+              <w:jc w:val="right"/>
+            </w:pPr>
+            <w:r>
+              <w:rPr>
+                <w:color w:val="1C3A36"/>
+                <w:sz w:val="18"/>
+              </w:rPr>
+              <w:t>(117)</w:t>
+            </w:r>
+          </w:p>
+        </w:tc>
+        <w:tc>
+          <w:tcPr>
+            <w:tcW w:type="dxa" w:w="1354"/>
+          </w:tcPr>
+          <w:p>
+            <w:pPr>
+              <w:spacing w:after="20"/>
+              <w:jc w:val="right"/>
+            </w:pPr>
+            <w:r>
+              <w:rPr>
+                <w:color w:val="1C3A36"/>
+                <w:sz w:val="18"/>
+              </w:rPr>
               <w:t>(104)</w:t>
             </w:r>
           </w:p>
@@ -2397,7 +2433,7 @@
                 <w:color w:val="1C3A36"/>
                 <w:sz w:val="18"/>
               </w:rPr>
-              <w:t>(107)</w:t>
+              <w:t>(100)</w:t>
             </w:r>
           </w:p>
         </w:tc>
@@ -2415,43 +2451,7 @@
                 <w:color w:val="1C3A36"/>
                 <w:sz w:val="18"/>
               </w:rPr>
-              <w:t>(91)</w:t>
-            </w:r>
-          </w:p>
-        </w:tc>
-        <w:tc>
-          <w:tcPr>
-            <w:tcW w:type="dxa" w:w="1354"/>
-          </w:tcPr>
-          <w:p>
-            <w:pPr>
-              <w:spacing w:after="20"/>
-              <w:jc w:val="right"/>
-            </w:pPr>
-            <w:r>
-              <w:rPr>
-                <w:color w:val="1C3A36"/>
-                <w:sz w:val="18"/>
-              </w:rPr>
-              <w:t>(83)</w:t>
-            </w:r>
-          </w:p>
-        </w:tc>
-        <w:tc>
-          <w:tcPr>
-            <w:tcW w:type="dxa" w:w="1354"/>
-          </w:tcPr>
-          <w:p>
-            <w:pPr>
-              <w:spacing w:after="20"/>
-              <w:jc w:val="right"/>
-            </w:pPr>
-            <w:r>
-              <w:rPr>
-                <w:color w:val="1C3A36"/>
-                <w:sz w:val="18"/>
-              </w:rPr>
-              <w:t>(82)</w:t>
+              <w:t>(103)</w:t>
             </w:r>
           </w:p>
         </w:tc>
@@ -2492,7 +2492,7 @@
                 <w:color w:val="1C3A36"/>
                 <w:sz w:val="18"/>
               </w:rPr>
-              <w:t>1,107</w:t>
+              <w:t>1,134</w:t>
             </w:r>
           </w:p>
         </w:tc>
@@ -2512,7 +2512,7 @@
                 <w:color w:val="1C3A36"/>
                 <w:sz w:val="18"/>
               </w:rPr>
-              <w:t>3,039</w:t>
+              <w:t>2,936</w:t>
             </w:r>
           </w:p>
         </w:tc>
@@ -2532,7 +2532,7 @@
                 <w:color w:val="1C3A36"/>
                 <w:sz w:val="18"/>
               </w:rPr>
-              <w:t>3,401</w:t>
+              <w:t>3,095</w:t>
             </w:r>
           </w:p>
         </w:tc>
@@ -2552,7 +2552,7 @@
                 <w:color w:val="1C3A36"/>
                 <w:sz w:val="18"/>
               </w:rPr>
-              <w:t>3,730</w:t>
+              <w:t>3,204</w:t>
             </w:r>
           </w:p>
         </w:tc>
@@ -2572,7 +2572,7 @@
                 <w:color w:val="1C3A36"/>
                 <w:sz w:val="18"/>
               </w:rPr>
-              <w:t>4,059</w:t>
+              <w:t>3,295</w:t>
             </w:r>
           </w:p>
         </w:tc>
@@ -2609,7 +2609,7 @@
                 <w:color w:val="1C3A36"/>
                 <w:sz w:val="18"/>
               </w:rPr>
-              <w:t>0.9494</w:t>
+              <w:t>0.9484</w:t>
             </w:r>
           </w:p>
         </w:tc>
@@ -2627,7 +2627,7 @@
                 <w:color w:val="1C3A36"/>
                 <w:sz w:val="18"/>
               </w:rPr>
-              <w:t>0.7959</w:t>
+              <w:t>0.8032</w:t>
             </w:r>
           </w:p>
         </w:tc>
@@ -2645,7 +2645,7 @@
                 <w:color w:val="1C3A36"/>
                 <w:sz w:val="18"/>
               </w:rPr>
-              <w:t>0.6359</w:t>
+              <w:t>0.6479</w:t>
             </w:r>
           </w:p>
         </w:tc>
@@ -2663,7 +2663,7 @@
                 <w:color w:val="1C3A36"/>
                 <w:sz w:val="18"/>
               </w:rPr>
-              <w:t>0.5187</w:t>
+              <w:t>0.5334</w:t>
             </w:r>
           </w:p>
         </w:tc>
@@ -2681,7 +2681,7 @@
                 <w:color w:val="1C3A36"/>
                 <w:sz w:val="18"/>
               </w:rPr>
-              <w:t>0.4304</w:t>
+              <w:t>0.4456</w:t>
             </w:r>
           </w:p>
         </w:tc>
@@ -2718,7 +2718,7 @@
                 <w:color w:val="1C3A36"/>
                 <w:sz w:val="18"/>
               </w:rPr>
-              <w:t>1,051</w:t>
+              <w:t>1,076</w:t>
             </w:r>
           </w:p>
         </w:tc>
@@ -2736,7 +2736,7 @@
                 <w:color w:val="1C3A36"/>
                 <w:sz w:val="18"/>
               </w:rPr>
-              <w:t>2,419</w:t>
+              <w:t>2,358</w:t>
             </w:r>
           </w:p>
         </w:tc>
@@ -2754,7 +2754,7 @@
                 <w:color w:val="1C3A36"/>
                 <w:sz w:val="18"/>
               </w:rPr>
-              <w:t>2,162</w:t>
+              <w:t>2,005</w:t>
             </w:r>
           </w:p>
         </w:tc>
@@ -2772,7 +2772,7 @@
                 <w:color w:val="1C3A36"/>
                 <w:sz w:val="18"/>
               </w:rPr>
-              <w:t>1,935</w:t>
+              <w:t>1,709</w:t>
             </w:r>
           </w:p>
         </w:tc>
@@ -2790,7 +2790,7 @@
                 <w:color w:val="1C3A36"/>
                 <w:sz w:val="18"/>
               </w:rPr>
-              <w:t>1,747</w:t>
+              <w:t>1,468</w:t>
             </w:r>
           </w:p>
         </w:tc>
@@ -2840,7 +2840,7 @@
           <w:color w:val="1C3A36"/>
           <w:sz w:val="21"/>
         </w:rPr>
-        <w:t>The discount rate is not one number. Egypt's cost of capital today reflects a policy rate of 19.50% and a ten-year government yield of 22.31%, neither of which the central bank itself expects to persist — its own published medium-term inflation target is 5%. Applying today's rate to a perpetuity would assert that Egypt never normalises. Each forecast year is therefore discounted at its own forward rate, sliding from the explicit-window cost of capital to the terminal one, and the terminal value is discounted using the identical cumulative factor as the year-five cash flow. One date, one price of time.</w:t>
+        <w:t>The discount rate is not one number. Egypt's cost of capital today reflects a policy rate of 19.00% and a ten-year government yield of 23.00%, neither of which the central bank itself expects to persist — its own published target is 7%. Applying today's rate to a perpetuity would assert that Egypt never normalises. Each forecast year is therefore discounted at its own forward rate, sliding from the explicit-window cost of capital to the terminal one, and the terminal value is discounted using the identical cumulative factor as the year-five cash flow. One date, one price of time.</w:t>
       </w:r>
     </w:p>
     <w:tbl>
@@ -3020,7 +3020,7 @@
                 <w:color w:val="1C3A36"/>
                 <w:sz w:val="18"/>
               </w:rPr>
-              <w:t>28.26%</w:t>
+              <w:t>28.96%</w:t>
             </w:r>
           </w:p>
         </w:tc>
@@ -3038,7 +3038,7 @@
                 <w:color w:val="1C3A36"/>
                 <w:sz w:val="18"/>
               </w:rPr>
-              <w:t>24.90%</w:t>
+              <w:t>25.40%</w:t>
             </w:r>
           </w:p>
         </w:tc>
@@ -3056,7 +3056,7 @@
                 <w:color w:val="1C3A36"/>
                 <w:sz w:val="18"/>
               </w:rPr>
-              <w:t>22.37%</w:t>
+              <w:t>22.55%</w:t>
             </w:r>
           </w:p>
         </w:tc>
@@ -3074,7 +3074,7 @@
                 <w:color w:val="1C3A36"/>
                 <w:sz w:val="18"/>
               </w:rPr>
-              <w:t>20.36%</w:t>
+              <w:t>20.41%</w:t>
             </w:r>
           </w:p>
         </w:tc>
@@ -3092,7 +3092,7 @@
                 <w:color w:val="1C3A36"/>
                 <w:sz w:val="18"/>
               </w:rPr>
-              <w:t>19.01%</w:t>
+              <w:t>18.98%</w:t>
             </w:r>
           </w:p>
         </w:tc>
@@ -3129,7 +3129,7 @@
                 <w:color w:val="1C3A36"/>
                 <w:sz w:val="18"/>
               </w:rPr>
-              <w:t>0.9494</w:t>
+              <w:t>0.9484</w:t>
             </w:r>
           </w:p>
         </w:tc>
@@ -3147,7 +3147,7 @@
                 <w:color w:val="1C3A36"/>
                 <w:sz w:val="18"/>
               </w:rPr>
-              <w:t>0.7959</w:t>
+              <w:t>0.8032</w:t>
             </w:r>
           </w:p>
         </w:tc>
@@ -3165,7 +3165,7 @@
                 <w:color w:val="1C3A36"/>
                 <w:sz w:val="18"/>
               </w:rPr>
-              <w:t>0.6359</w:t>
+              <w:t>0.6479</w:t>
             </w:r>
           </w:p>
         </w:tc>
@@ -3183,7 +3183,7 @@
                 <w:color w:val="1C3A36"/>
                 <w:sz w:val="18"/>
               </w:rPr>
-              <w:t>0.5187</w:t>
+              <w:t>0.5334</w:t>
             </w:r>
           </w:p>
         </w:tc>
@@ -3201,7 +3201,7 @@
                 <w:color w:val="1C3A36"/>
                 <w:sz w:val="18"/>
               </w:rPr>
-              <w:t>0.4304</w:t>
+              <w:t>0.4456</w:t>
             </w:r>
           </w:p>
         </w:tc>
@@ -3357,7 +3357,7 @@
                 <w:color w:val="1C3A36"/>
                 <w:sz w:val="18"/>
               </w:rPr>
-              <w:t>9,314</w:t>
+              <w:t>8,617</w:t>
             </w:r>
           </w:p>
         </w:tc>
@@ -3375,7 +3375,7 @@
                 <w:color w:val="1C3A36"/>
                 <w:sz w:val="18"/>
               </w:rPr>
-              <w:t>35.71</w:t>
+              <w:t>33.04</w:t>
             </w:r>
           </w:p>
         </w:tc>
@@ -3412,7 +3412,7 @@
                 <w:color w:val="1C3A36"/>
                 <w:sz w:val="18"/>
               </w:rPr>
-              <w:t>12,412</w:t>
+              <w:t>17,099</w:t>
             </w:r>
           </w:p>
         </w:tc>
@@ -3430,7 +3430,7 @@
                 <w:color w:val="1C3A36"/>
                 <w:sz w:val="18"/>
               </w:rPr>
-              <w:t>47.59</w:t>
+              <w:t>65.56</w:t>
             </w:r>
           </w:p>
         </w:tc>
@@ -3467,7 +3467,7 @@
                 <w:color w:val="1C3A36"/>
                 <w:sz w:val="18"/>
               </w:rPr>
-              <w:t>21,727</w:t>
+              <w:t>25,716</w:t>
             </w:r>
           </w:p>
         </w:tc>
@@ -3485,7 +3485,7 @@
                 <w:color w:val="1C3A36"/>
                 <w:sz w:val="18"/>
               </w:rPr>
-              <w:t>83.30</w:t>
+              <w:t>98.60</w:t>
             </w:r>
           </w:p>
         </w:tc>
@@ -3526,7 +3526,7 @@
                 <w:color w:val="1C3A36"/>
                 <w:sz w:val="18"/>
               </w:rPr>
-              <w:t>57.1%</w:t>
+              <w:t>66.5%</w:t>
             </w:r>
           </w:p>
         </w:tc>
@@ -3583,7 +3583,7 @@
                 <w:color w:val="1C3A36"/>
                 <w:sz w:val="18"/>
               </w:rPr>
-              <w:t>6,533</w:t>
+              <w:t>6,555</w:t>
             </w:r>
           </w:p>
         </w:tc>
@@ -3601,7 +3601,7 @@
                 <w:color w:val="1C3A36"/>
                 <w:sz w:val="18"/>
               </w:rPr>
-              <w:t>25.05</w:t>
+              <w:t>25.13</w:t>
             </w:r>
           </w:p>
         </w:tc>
@@ -3697,7 +3697,7 @@
                 <w:color w:val="1C3A36"/>
                 <w:sz w:val="18"/>
               </w:rPr>
-              <w:t>28,140</w:t>
+              <w:t>32,151</w:t>
             </w:r>
           </w:p>
         </w:tc>
@@ -3717,7 +3717,7 @@
                 <w:color w:val="1C3A36"/>
                 <w:sz w:val="18"/>
               </w:rPr>
-              <w:t>107.89</w:t>
+              <w:t>123.27</w:t>
             </w:r>
           </w:p>
         </w:tc>
@@ -3794,7 +3794,7 @@
           <w:color w:val="6E7B77"/>
           <w:sz w:val="17"/>
         </w:rPr>
-        <w:t>Table 3 — The bridge. Net cash is ADDED, because this company holds more cash than debt, and the minority is deducted from EQUITY value rather than from enterprise value, on the share of profit the subsidiaries actually earn. A reviewer proposed EGP 2,008 million instead, 9% of enterprise value; on that reading the shares are worth EGP 100.65 rather than EGP 107.89, and the reasoning behind the adopted figure is in the input register. Terminal value is 57% of enterprise value.</w:t>
+        <w:t>Table 3 — The bridge. Net cash is ADDED, because this company holds more cash than debt, and the minority is deducted from EQUITY value rather than from enterprise value, on the share of profit the subsidiaries actually earn. A reviewer proposed EGP 2,008 million instead, 8% of enterprise value; on that reading the shares are worth EGP 116.03 rather than EGP 123.27, and the reasoning behind the adopted figure is in the input register. Terminal value is 66% of enterprise value.</w:t>
       </w:r>
     </w:p>
     <w:p>
@@ -3836,7 +3836,7 @@
           <w:color w:val="1C3A36"/>
           <w:sz w:val="21"/>
         </w:rPr>
-        <w:t>The terminal return is therefore struck on REPLACEMENT cost. Building 3.80 million tonnes of grinding capacity costs about USD 130 per annual tonne, or EGP 24,601 million at today's exchange rate. On that basis the terminal return on capital is 18.8% and the reinvestment rate is 20.6% of profit. Growth is only real if someone pays today's price for the capacity that delivers it — and the same rule now governs the explicit forecast years, so both windows price growth identically.</w:t>
+        <w:t>The terminal return is therefore struck on REPLACEMENT cost. Building 3.80 million tonnes of grinding capacity costs about USD 130 per annual tonne, or EGP 24,824 million at today's exchange rate. On that basis the terminal return on capital is 20.1% and the reinvestment rate is 19.2% of profit. Growth is only real if someone pays today's price for the capacity that delivers it — and the same rule now governs the explicit forecast years, so both windows price growth identically.</w:t>
       </w:r>
     </w:p>
     <w:tbl>
@@ -3884,7 +3884,7 @@
                 <w:color w:val="1C3A36"/>
                 <w:sz w:val="19"/>
               </w:rPr>
-              <w:t>Terminal return on capital of 18.8% sits BELOW the terminal cost of capital of 19.0%. Every extra point of perpetual growth must be bought with reinvestment that earns less than it costs, so raising terminal growth from 3% to 7% LOWERS fair value, from EGP 82.63 to EGP 101.11. That is not a modelling artefact; it is the correct reading of a mature plant in an oversupplied market. This company creates value by harvesting and distributing, not by growing.</w:t>
+              <w:t>Terminal return on capital of 20.1% sits BELOW the terminal cost of capital of 19.0%. Every extra point of perpetual growth must be bought with reinvestment that earns less than it costs, so raising terminal growth from 3% to 7% LOWERS fair value, from EGP 103.16 to EGP 123.27. That is not a modelling artefact; it is the correct reading of a mature plant in an oversupplied market. This company creates value by harvesting and distributing, not by growing.</w:t>
             </w:r>
           </w:p>
         </w:tc>
@@ -4020,7 +4020,7 @@
                 <w:color w:val="1C3A36"/>
                 <w:sz w:val="18"/>
               </w:rPr>
-              <w:t>19,679</w:t>
+              <w:t>19,657</w:t>
             </w:r>
           </w:p>
         </w:tc>
@@ -4094,7 +4094,7 @@
                 <w:color w:val="1C3A36"/>
                 <w:sz w:val="18"/>
               </w:rPr>
-              <w:t>104.0</w:t>
+              <w:t>102.9</w:t>
             </w:r>
           </w:p>
         </w:tc>
@@ -4168,7 +4168,7 @@
                 <w:color w:val="1C3A36"/>
                 <w:sz w:val="18"/>
               </w:rPr>
-              <w:t>-20.0%</w:t>
+              <w:t>-20.8%</w:t>
             </w:r>
           </w:p>
         </w:tc>
@@ -4224,7 +4224,7 @@
                 <w:color w:val="1C3A36"/>
                 <w:sz w:val="18"/>
               </w:rPr>
-              <w:t>Implied enterprise value at EGP 49.8 to the dollar (EGP mn)</w:t>
+              <w:t>Implied enterprise value at EGP 50.2 to the dollar (EGP mn)</w:t>
             </w:r>
           </w:p>
         </w:tc>
@@ -4242,7 +4242,7 @@
                 <w:color w:val="1C3A36"/>
                 <w:sz w:val="18"/>
               </w:rPr>
-              <w:t>17,978</w:t>
+              <w:t>18,140</w:t>
             </w:r>
           </w:p>
         </w:tc>
@@ -4279,7 +4279,7 @@
                 <w:color w:val="1C3A36"/>
                 <w:sz w:val="18"/>
               </w:rPr>
-              <w:t>6,533</w:t>
+              <w:t>6,555</w:t>
             </w:r>
           </w:p>
         </w:tc>
@@ -4393,7 +4393,7 @@
                 <w:color w:val="1C3A36"/>
                 <w:sz w:val="18"/>
               </w:rPr>
-              <w:t>93.52</w:t>
+              <w:t>94.23</w:t>
             </w:r>
           </w:p>
         </w:tc>
@@ -4816,7 +4816,7 @@
                 <w:color w:val="1C3A36"/>
                 <w:sz w:val="18"/>
               </w:rPr>
-              <w:t>6,533</w:t>
+              <w:t>6,555</w:t>
             </w:r>
           </w:p>
         </w:tc>
@@ -4930,7 +4930,7 @@
                 <w:color w:val="1C3A36"/>
                 <w:sz w:val="18"/>
               </w:rPr>
-              <w:t>62.02</w:t>
+              <w:t>62.11</w:t>
             </w:r>
           </w:p>
         </w:tc>
@@ -5339,7 +5339,7 @@
                 <w:color w:val="1C3A36"/>
                 <w:sz w:val="18"/>
               </w:rPr>
-              <w:t>6,533</w:t>
+              <w:t>6,555</w:t>
             </w:r>
           </w:p>
         </w:tc>
@@ -5453,7 +5453,7 @@
                 <w:color w:val="1C3A36"/>
                 <w:sz w:val="18"/>
               </w:rPr>
-              <w:t>70.39</w:t>
+              <w:t>70.48</w:t>
             </w:r>
           </w:p>
         </w:tc>
@@ -5475,7 +5475,7 @@
           <w:color w:val="6E7B77"/>
           <w:sz w:val="17"/>
         </w:rPr>
-        <w:t>Table 7 — Normalised earnings power, on a mid-cycle margin struck between the FY2024 outturn and the FY2025 peak. The income the cash pile earns is left out of the capitalised figure on purpose: the cash itself is added at face below, and capitalising its income as well would pay for the same asset twice.</w:t>
+        <w:t>Table 7 — Normalised earnings power. THIS READ IS RETIRED AS A LENS FOR THIS company and is shown for the record rather than carried into the answer: on a single-asset plant whose margin is an output of how hard the kilns run against a fixed cost stack, there is no mid-cycle earnings level the cash-flow lens does not already carry. It rests on a mid-cycle margin struck between the FY2024 outturn and the FY2025 peak. The income the cash pile earns is left out of the capitalised figure on purpose: the cash itself is added at face below, and capitalising its income as well would pay for the same asset twice.</w:t>
       </w:r>
     </w:p>
     <w:p>
@@ -5489,7 +5489,7 @@
           <w:color w:val="1C3A36"/>
           <w:sz w:val="24"/>
         </w:rPr>
-        <w:t>1.5  Synthesis — four lenses, one field</w:t>
+        <w:t>1.5  Synthesis — one answer, and the reads that disagree with it</w:t>
       </w:r>
     </w:p>
     <w:p>
@@ -5503,7 +5503,21 @@
           <w:color w:val="1C3A36"/>
           <w:sz w:val="21"/>
         </w:rPr>
-        <w:t>The four lenses do not agree, and the spread between them is the honest output rather than a problem to be smoothed. The cash-flow and normalised-earnings lenses, which both ask what the business earns, land in the middle fifties. The relative lens lands in the mid sixties. The asset lens, which asks only what the plant is worth, lands near ninety. The market price of EGP 79.00 sits between the earnings answers and the asset answer.</w:t>
+        <w:t>The lenses do not agree, and the disagreement is PUBLISHED rather than smoothed. The cash-flow lens is the answer for this class of company, at EGP 123.27. The replacement-cost read, which asks only what the plant itself is worth, lands at EGP 94.23. The enterprise multiple lands at EGP 62.11 and is the weakest of them, because the Egyptian listed peer set is two names and neither publishes an EBITDA series this study could measure a multiple from. Book value is a disclosed floor at EGP 27.12 and is never weighted into anything. The market price of EGP 100.50 sits between the multiple and the cash-flow answer.</w:t>
+      </w:r>
+    </w:p>
+    <w:p>
+      <w:pPr>
+        <w:spacing w:after="120" w:before="0"/>
+      </w:pPr>
+      <w:r>
+        <w:rPr>
+          <w:b w:val="0"/>
+          <w:i w:val="0"/>
+          <w:color w:val="1C3A36"/>
+          <w:sz w:val="21"/>
+        </w:rPr>
+        <w:t>An earlier edition averaged four reads at typed weights and published the average. That blend would read EGP 95.96 here. It is retired: weights that were chosen, written down and inherited are free parameters that have never cleared an out-of-sample test, and a number produced by averaging several methods is not more robust than the best of them — it is a new method, importing every weakness of the weakest lens at whatever weight somebody typed. A normalised-earnings read (EGP 70.48) carried 23% of that blend and is dropped entirely: on a single-asset plant whose margin is an output of how hard the kilns run, there is no mid-cycle earnings level the cash-flow lens does not already carry.</w:t>
       </w:r>
     </w:p>
     <w:tbl>
@@ -5628,7 +5642,7 @@
                 <w:color w:val="1C3A36"/>
                 <w:sz w:val="18"/>
               </w:rPr>
-              <w:t>Weight</w:t>
+              <w:t>Role</w:t>
             </w:r>
           </w:p>
         </w:tc>
@@ -5656,13 +5670,15 @@
         <w:tc>
           <w:tcPr>
             <w:tcW w:type="dxa" w:w="2333"/>
-          </w:tcPr>
-          <w:p>
-            <w:pPr>
-              <w:spacing w:after="20"/>
-            </w:pPr>
-            <w:r>
-              <w:rPr>
+            <w:shd w:val="clear" w:color="auto" w:fill="F6F1E6"/>
+          </w:tcPr>
+          <w:p>
+            <w:pPr>
+              <w:spacing w:after="20"/>
+            </w:pPr>
+            <w:r>
+              <w:rPr>
+                <w:b/>
                 <w:color w:val="1C3A36"/>
                 <w:sz w:val="18"/>
               </w:rPr>
@@ -5673,86 +5689,96 @@
         <w:tc>
           <w:tcPr>
             <w:tcW w:type="dxa" w:w="1037"/>
-          </w:tcPr>
-          <w:p>
-            <w:pPr>
-              <w:spacing w:after="20"/>
-              <w:jc w:val="right"/>
-            </w:pPr>
-            <w:r>
-              <w:rPr>
-                <w:color w:val="1C3A36"/>
-                <w:sz w:val="18"/>
-              </w:rPr>
-              <w:t>80.00</w:t>
+            <w:shd w:val="clear" w:color="auto" w:fill="F6F1E6"/>
+          </w:tcPr>
+          <w:p>
+            <w:pPr>
+              <w:spacing w:after="20"/>
+              <w:jc w:val="right"/>
+            </w:pPr>
+            <w:r>
+              <w:rPr>
+                <w:b/>
+                <w:color w:val="1C3A36"/>
+                <w:sz w:val="18"/>
+              </w:rPr>
+              <w:t>23.62</w:t>
             </w:r>
           </w:p>
         </w:tc>
         <w:tc>
           <w:tcPr>
             <w:tcW w:type="dxa" w:w="1037"/>
-          </w:tcPr>
-          <w:p>
-            <w:pPr>
-              <w:spacing w:after="20"/>
-              <w:jc w:val="right"/>
-            </w:pPr>
-            <w:r>
-              <w:rPr>
-                <w:color w:val="1C3A36"/>
-                <w:sz w:val="18"/>
-              </w:rPr>
-              <w:t>107.89</w:t>
+            <w:shd w:val="clear" w:color="auto" w:fill="F6F1E6"/>
+          </w:tcPr>
+          <w:p>
+            <w:pPr>
+              <w:spacing w:after="20"/>
+              <w:jc w:val="right"/>
+            </w:pPr>
+            <w:r>
+              <w:rPr>
+                <w:b/>
+                <w:color w:val="1C3A36"/>
+                <w:sz w:val="18"/>
+              </w:rPr>
+              <w:t>123.27</w:t>
             </w:r>
           </w:p>
         </w:tc>
         <w:tc>
           <w:tcPr>
             <w:tcW w:type="dxa" w:w="1037"/>
-          </w:tcPr>
-          <w:p>
-            <w:pPr>
-              <w:spacing w:after="20"/>
-              <w:jc w:val="right"/>
-            </w:pPr>
-            <w:r>
-              <w:rPr>
-                <w:color w:val="1C3A36"/>
-                <w:sz w:val="18"/>
-              </w:rPr>
-              <w:t>104.87</w:t>
+            <w:shd w:val="clear" w:color="auto" w:fill="F6F1E6"/>
+          </w:tcPr>
+          <w:p>
+            <w:pPr>
+              <w:spacing w:after="20"/>
+              <w:jc w:val="right"/>
+            </w:pPr>
+            <w:r>
+              <w:rPr>
+                <w:b/>
+                <w:color w:val="1C3A36"/>
+                <w:sz w:val="18"/>
+              </w:rPr>
+              <w:t>123.27</w:t>
             </w:r>
           </w:p>
         </w:tc>
         <w:tc>
           <w:tcPr>
             <w:tcW w:type="dxa" w:w="1123"/>
-          </w:tcPr>
-          <w:p>
-            <w:pPr>
-              <w:spacing w:after="20"/>
-              <w:jc w:val="right"/>
-            </w:pPr>
-            <w:r>
-              <w:rPr>
-                <w:color w:val="1C3A36"/>
-                <w:sz w:val="18"/>
-              </w:rPr>
-              <w:t>48%</w:t>
+            <w:shd w:val="clear" w:color="auto" w:fill="F6F1E6"/>
+          </w:tcPr>
+          <w:p>
+            <w:pPr>
+              <w:spacing w:after="20"/>
+              <w:jc w:val="right"/>
+            </w:pPr>
+            <w:r>
+              <w:rPr>
+                <w:b/>
+                <w:color w:val="1C3A36"/>
+                <w:sz w:val="18"/>
+              </w:rPr>
+              <w:t>PRIMARY — this is the central</w:t>
             </w:r>
           </w:p>
         </w:tc>
         <w:tc>
           <w:tcPr>
             <w:tcW w:type="dxa" w:w="3442"/>
-          </w:tcPr>
-          <w:p>
-            <w:pPr>
-              <w:spacing w:after="20"/>
-              <w:jc w:val="right"/>
-            </w:pPr>
-            <w:r>
-              <w:rPr>
+            <w:shd w:val="clear" w:color="auto" w:fill="F6F1E6"/>
+          </w:tcPr>
+          <w:p>
+            <w:pPr>
+              <w:spacing w:after="20"/>
+              <w:jc w:val="right"/>
+            </w:pPr>
+            <w:r>
+              <w:rPr>
+                <w:b/>
                 <w:color w:val="1C3A36"/>
                 <w:sz w:val="18"/>
               </w:rPr>
@@ -5793,7 +5819,7 @@
                 <w:color w:val="1C3A36"/>
                 <w:sz w:val="18"/>
               </w:rPr>
-              <w:t>53.11</w:t>
+              <w:t>53.20</w:t>
             </w:r>
           </w:p>
         </w:tc>
@@ -5811,7 +5837,7 @@
                 <w:color w:val="1C3A36"/>
                 <w:sz w:val="18"/>
               </w:rPr>
-              <w:t>62.02</w:t>
+              <w:t>62.11</w:t>
             </w:r>
           </w:p>
         </w:tc>
@@ -5829,7 +5855,7 @@
                 <w:color w:val="1C3A36"/>
                 <w:sz w:val="18"/>
               </w:rPr>
-              <w:t>70.94</w:t>
+              <w:t>71.02</w:t>
             </w:r>
           </w:p>
         </w:tc>
@@ -5847,7 +5873,7 @@
                 <w:color w:val="1C3A36"/>
                 <w:sz w:val="18"/>
               </w:rPr>
-              <w:t>21%</w:t>
+              <w:t>cross-check</w:t>
             </w:r>
           </w:p>
         </w:tc>
@@ -5865,7 +5891,7 @@
                 <w:color w:val="1C3A36"/>
                 <w:sz w:val="18"/>
               </w:rPr>
-              <w:t>What the market pays peers for the same EBITDA</w:t>
+              <w:t>What an enterprise multiple pays for the same EBITDA</w:t>
             </w:r>
           </w:p>
         </w:tc>
@@ -5884,7 +5910,7 @@
                 <w:color w:val="1C3A36"/>
                 <w:sz w:val="18"/>
               </w:rPr>
-              <w:t>Normalised earnings</w:t>
+              <w:t>Asset / replacement cost</w:t>
             </w:r>
           </w:p>
         </w:tc>
@@ -5902,7 +5928,7 @@
                 <w:color w:val="1C3A36"/>
                 <w:sz w:val="18"/>
               </w:rPr>
-              <w:t>63.85</w:t>
+              <w:t>83.24</w:t>
             </w:r>
           </w:p>
         </w:tc>
@@ -5920,7 +5946,7 @@
                 <w:color w:val="1C3A36"/>
                 <w:sz w:val="18"/>
               </w:rPr>
-              <w:t>70.39</w:t>
+              <w:t>94.23</w:t>
             </w:r>
           </w:p>
         </w:tc>
@@ -5938,7 +5964,7 @@
                 <w:color w:val="1C3A36"/>
                 <w:sz w:val="18"/>
               </w:rPr>
-              <w:t>76.94</w:t>
+              <w:t>105.21</w:t>
             </w:r>
           </w:p>
         </w:tc>
@@ -5956,7 +5982,7 @@
                 <w:color w:val="1C3A36"/>
                 <w:sz w:val="18"/>
               </w:rPr>
-              <w:t>23%</w:t>
+              <w:t>cross-check</w:t>
             </w:r>
           </w:p>
         </w:tc>
@@ -5974,7 +6000,7 @@
                 <w:color w:val="1C3A36"/>
                 <w:sz w:val="18"/>
               </w:rPr>
-              <w:t>What the business earns through the cycle</w:t>
+              <w:t>What the plant itself is worth</w:t>
             </w:r>
           </w:p>
         </w:tc>
@@ -5993,7 +6019,7 @@
                 <w:color w:val="1C3A36"/>
                 <w:sz w:val="18"/>
               </w:rPr>
-              <w:t>Asset / replacement cost</w:t>
+              <w:t>Book value (disclosed floor)</w:t>
             </w:r>
           </w:p>
         </w:tc>
@@ -6011,7 +6037,7 @@
                 <w:color w:val="1C3A36"/>
                 <w:sz w:val="18"/>
               </w:rPr>
-              <w:t>82.63</w:t>
+              <w:t>27.12</w:t>
             </w:r>
           </w:p>
         </w:tc>
@@ -6029,7 +6055,7 @@
                 <w:color w:val="1C3A36"/>
                 <w:sz w:val="18"/>
               </w:rPr>
-              <w:t>93.52</w:t>
+              <w:t>27.12</w:t>
             </w:r>
           </w:p>
         </w:tc>
@@ -6047,7 +6073,7 @@
                 <w:color w:val="1C3A36"/>
                 <w:sz w:val="18"/>
               </w:rPr>
-              <w:t>104.40</w:t>
+              <w:t>27.12</w:t>
             </w:r>
           </w:p>
         </w:tc>
@@ -6065,7 +6091,7 @@
                 <w:color w:val="1C3A36"/>
                 <w:sz w:val="18"/>
               </w:rPr>
-              <w:t>8%</w:t>
+              <w:t>disclosed floor, never weighted</w:t>
             </w:r>
           </w:p>
         </w:tc>
@@ -6083,7 +6109,7 @@
                 <w:color w:val="1C3A36"/>
                 <w:sz w:val="18"/>
               </w:rPr>
-              <w:t>What the plant itself is worth</w:t>
+              <w:t>What the accounts carry the plant at</w:t>
             </w:r>
           </w:p>
         </w:tc>
@@ -6092,119 +6118,107 @@
         <w:tc>
           <w:tcPr>
             <w:tcW w:type="dxa" w:w="2333"/>
-            <w:shd w:val="clear" w:color="auto" w:fill="F6F1E6"/>
-          </w:tcPr>
-          <w:p>
-            <w:pPr>
-              <w:spacing w:after="20"/>
-            </w:pPr>
-            <w:r>
-              <w:rPr>
-                <w:b/>
-                <w:color w:val="1C3A36"/>
-                <w:sz w:val="18"/>
-              </w:rPr>
-              <w:t>Weighted central</w:t>
+          </w:tcPr>
+          <w:p>
+            <w:pPr>
+              <w:spacing w:after="20"/>
+            </w:pPr>
+            <w:r>
+              <w:rPr>
+                <w:color w:val="1C3A36"/>
+                <w:sz w:val="18"/>
+              </w:rPr>
+              <w:t>MEMO — the retired four-lens blend</w:t>
             </w:r>
           </w:p>
         </w:tc>
         <w:tc>
           <w:tcPr>
             <w:tcW w:type="dxa" w:w="1037"/>
-            <w:shd w:val="clear" w:color="auto" w:fill="F6F1E6"/>
-          </w:tcPr>
-          <w:p>
-            <w:pPr>
-              <w:spacing w:after="20"/>
-              <w:jc w:val="right"/>
-            </w:pPr>
-            <w:r>
-              <w:rPr>
-                <w:b/>
-                <w:color w:val="1C3A36"/>
-                <w:sz w:val="18"/>
-              </w:rPr>
-              <w:t>70.85</w:t>
+          </w:tcPr>
+          <w:p>
+            <w:pPr>
+              <w:spacing w:after="20"/>
+              <w:jc w:val="right"/>
+            </w:pPr>
+            <w:r>
+              <w:rPr>
+                <w:color w:val="1C3A36"/>
+                <w:sz w:val="18"/>
+              </w:rPr>
+              <w:t>—</w:t>
             </w:r>
           </w:p>
         </w:tc>
         <w:tc>
           <w:tcPr>
             <w:tcW w:type="dxa" w:w="1037"/>
-            <w:shd w:val="clear" w:color="auto" w:fill="F6F1E6"/>
-          </w:tcPr>
-          <w:p>
-            <w:pPr>
-              <w:spacing w:after="20"/>
-              <w:jc w:val="right"/>
-            </w:pPr>
-            <w:r>
-              <w:rPr>
-                <w:b/>
-                <w:color w:val="1C3A36"/>
-                <w:sz w:val="18"/>
-              </w:rPr>
-              <w:t>88.49</w:t>
+          </w:tcPr>
+          <w:p>
+            <w:pPr>
+              <w:spacing w:after="20"/>
+              <w:jc w:val="right"/>
+            </w:pPr>
+            <w:r>
+              <w:rPr>
+                <w:color w:val="1C3A36"/>
+                <w:sz w:val="18"/>
+              </w:rPr>
+              <w:t>95.96</w:t>
             </w:r>
           </w:p>
         </w:tc>
         <w:tc>
           <w:tcPr>
             <w:tcW w:type="dxa" w:w="1037"/>
-            <w:shd w:val="clear" w:color="auto" w:fill="F6F1E6"/>
-          </w:tcPr>
-          <w:p>
-            <w:pPr>
-              <w:spacing w:after="20"/>
-              <w:jc w:val="right"/>
-            </w:pPr>
-            <w:r>
-              <w:rPr>
-                <w:b/>
-                <w:color w:val="1C3A36"/>
-                <w:sz w:val="18"/>
-              </w:rPr>
-              <w:t>91.28</w:t>
+          </w:tcPr>
+          <w:p>
+            <w:pPr>
+              <w:spacing w:after="20"/>
+              <w:jc w:val="right"/>
+            </w:pPr>
+            <w:r>
+              <w:rPr>
+                <w:color w:val="1C3A36"/>
+                <w:sz w:val="18"/>
+              </w:rPr>
+              <w:t>—</w:t>
             </w:r>
           </w:p>
         </w:tc>
         <w:tc>
           <w:tcPr>
             <w:tcW w:type="dxa" w:w="1123"/>
-            <w:shd w:val="clear" w:color="auto" w:fill="F6F1E6"/>
-          </w:tcPr>
-          <w:p>
-            <w:pPr>
-              <w:spacing w:after="20"/>
-              <w:jc w:val="right"/>
-            </w:pPr>
-            <w:r>
-              <w:rPr>
-                <w:b/>
-                <w:color w:val="1C3A36"/>
-                <w:sz w:val="18"/>
-              </w:rPr>
-              <w:t>100%</w:t>
+          </w:tcPr>
+          <w:p>
+            <w:pPr>
+              <w:spacing w:after="20"/>
+              <w:jc w:val="right"/>
+            </w:pPr>
+            <w:r>
+              <w:rPr>
+                <w:color w:val="1C3A36"/>
+                <w:sz w:val="18"/>
+              </w:rPr>
+              <w:t>retired</w:t>
             </w:r>
           </w:p>
         </w:tc>
         <w:tc>
           <w:tcPr>
             <w:tcW w:type="dxa" w:w="3442"/>
-            <w:shd w:val="clear" w:color="auto" w:fill="F6F1E6"/>
-          </w:tcPr>
-          <w:p>
-            <w:pPr>
-              <w:spacing w:after="20"/>
-              <w:jc w:val="right"/>
-            </w:pPr>
-            <w:r>
-              <w:rPr>
-                <w:b/>
-                <w:color w:val="1C3A36"/>
-                <w:sz w:val="18"/>
-              </w:rPr>
-              <w:t>The blend</w:t>
+          </w:tcPr>
+          <w:p>
+            <w:pPr>
+              <w:spacing w:after="20"/>
+              <w:jc w:val="right"/>
+            </w:pPr>
+            <w:r>
+              <w:rPr>
+                <w:color w:val="1C3A36"/>
+                <w:sz w:val="18"/>
+              </w:rPr>
+              <w:t>What the previous architecture would have printed</w:t>
             </w:r>
           </w:p>
         </w:tc>
@@ -6226,7 +6240,7 @@
           <w:color w:val="6E7B77"/>
           <w:sz w:val="17"/>
         </w:rPr>
-        <w:t>Table 8 — The four lenses side by side. Weighting is applied to the base cases; the ranges are shown so the reader can weight them differently.</w:t>
+        <w:t>Table 8 — The lenses side by side. NOTHING IS WEIGHTED: the cash-flow read is the central and the others are cross-checks. Its bear corner flexes the operating margin down to the lowest the company has filed and holds the macro path still; its bull corner is the base case, because the forecast already opens above the best margin the company has ever filed and this driver has no upside left against its own record.</w:t>
       </w:r>
     </w:p>
     <w:p>
@@ -7089,7 +7103,7 @@
                 <w:color w:val="1C3A36"/>
                 <w:sz w:val="17"/>
               </w:rPr>
-              <w:t>3,369</w:t>
+              <w:t>3,372</w:t>
             </w:r>
           </w:p>
         </w:tc>
@@ -7107,7 +7121,7 @@
                 <w:color w:val="1C3A36"/>
                 <w:sz w:val="17"/>
               </w:rPr>
-              <w:t>3,813</w:t>
+              <w:t>3,872</w:t>
             </w:r>
           </w:p>
         </w:tc>
@@ -7125,7 +7139,7 @@
                 <w:color w:val="1C3A36"/>
                 <w:sz w:val="17"/>
               </w:rPr>
-              <w:t>4,197</w:t>
+              <w:t>4,302</w:t>
             </w:r>
           </w:p>
         </w:tc>
@@ -7143,7 +7157,7 @@
                 <w:color w:val="1C3A36"/>
                 <w:sz w:val="17"/>
               </w:rPr>
-              <w:t>4,495</w:t>
+              <w:t>4,654</w:t>
             </w:r>
           </w:p>
         </w:tc>
@@ -7161,7 +7175,7 @@
                 <w:color w:val="1C3A36"/>
                 <w:sz w:val="17"/>
               </w:rPr>
-              <w:t>4,738</w:t>
+              <w:t>4,963</w:t>
             </w:r>
           </w:p>
         </w:tc>
@@ -7179,7 +7193,7 @@
                 <w:color w:val="1C3A36"/>
                 <w:sz w:val="17"/>
               </w:rPr>
-              <w:t>4,964</w:t>
+              <w:t>5,272</w:t>
             </w:r>
           </w:p>
         </w:tc>
@@ -7216,7 +7230,7 @@
                 <w:color w:val="1C3A36"/>
                 <w:sz w:val="17"/>
               </w:rPr>
-              <w:t>9,091</w:t>
+              <w:t>9,098</w:t>
             </w:r>
           </w:p>
         </w:tc>
@@ -7234,7 +7248,7 @@
                 <w:color w:val="1C3A36"/>
                 <w:sz w:val="17"/>
               </w:rPr>
-              <w:t>10,388</w:t>
+              <w:t>10,550</w:t>
             </w:r>
           </w:p>
         </w:tc>
@@ -7252,7 +7266,7 @@
                 <w:color w:val="1C3A36"/>
                 <w:sz w:val="17"/>
               </w:rPr>
-              <w:t>11,723</w:t>
+              <w:t>12,015</w:t>
             </w:r>
           </w:p>
         </w:tc>
@@ -7270,7 +7284,7 @@
                 <w:color w:val="1C3A36"/>
                 <w:sz w:val="17"/>
               </w:rPr>
-              <w:t>12,863</w:t>
+              <w:t>13,316</w:t>
             </w:r>
           </w:p>
         </w:tc>
@@ -7288,7 +7302,7 @@
                 <w:color w:val="1C3A36"/>
                 <w:sz w:val="17"/>
               </w:rPr>
-              <w:t>13,899</w:t>
+              <w:t>14,560</w:t>
             </w:r>
           </w:p>
         </w:tc>
@@ -7306,7 +7320,7 @@
                 <w:color w:val="1C3A36"/>
                 <w:sz w:val="17"/>
               </w:rPr>
-              <w:t>14,920</w:t>
+              <w:t>15,848</w:t>
             </w:r>
           </w:p>
         </w:tc>
@@ -7547,7 +7561,7 @@
                 <w:color w:val="1C3A36"/>
                 <w:sz w:val="17"/>
               </w:rPr>
-              <w:t>1,500</w:t>
+              <w:t>1,504</w:t>
             </w:r>
           </w:p>
         </w:tc>
@@ -7565,7 +7579,7 @@
                 <w:color w:val="1C3A36"/>
                 <w:sz w:val="17"/>
               </w:rPr>
-              <w:t>1,645</w:t>
+              <w:t>1,665</w:t>
             </w:r>
           </w:p>
         </w:tc>
@@ -7583,7 +7597,7 @@
                 <w:color w:val="1C3A36"/>
                 <w:sz w:val="17"/>
               </w:rPr>
-              <w:t>1,755</w:t>
+              <w:t>1,794</w:t>
             </w:r>
           </w:p>
         </w:tc>
@@ -7601,7 +7615,7 @@
                 <w:color w:val="1C3A36"/>
                 <w:sz w:val="17"/>
               </w:rPr>
-              <w:t>1,843</w:t>
+              <w:t>1,907</w:t>
             </w:r>
           </w:p>
         </w:tc>
@@ -7619,7 +7633,7 @@
                 <w:color w:val="1C3A36"/>
                 <w:sz w:val="17"/>
               </w:rPr>
-              <w:t>1,923</w:t>
+              <w:t>2,018</w:t>
             </w:r>
           </w:p>
         </w:tc>
@@ -7674,7 +7688,7 @@
                 <w:color w:val="1C3A36"/>
                 <w:sz w:val="17"/>
               </w:rPr>
-              <w:t>326</w:t>
+              <w:t>331</w:t>
             </w:r>
           </w:p>
         </w:tc>
@@ -7692,7 +7706,7 @@
                 <w:color w:val="1C3A36"/>
                 <w:sz w:val="17"/>
               </w:rPr>
-              <w:t>361</w:t>
+              <w:t>371</w:t>
             </w:r>
           </w:p>
         </w:tc>
@@ -7710,7 +7724,7 @@
                 <w:color w:val="1C3A36"/>
                 <w:sz w:val="17"/>
               </w:rPr>
-              <w:t>390</w:t>
+              <w:t>404</w:t>
             </w:r>
           </w:p>
         </w:tc>
@@ -7728,7 +7742,7 @@
                 <w:color w:val="1C3A36"/>
                 <w:sz w:val="17"/>
               </w:rPr>
-              <w:t>414</w:t>
+              <w:t>435</w:t>
             </w:r>
           </w:p>
         </w:tc>
@@ -7746,7 +7760,7 @@
                 <w:color w:val="1C3A36"/>
                 <w:sz w:val="17"/>
               </w:rPr>
-              <w:t>437</w:t>
+              <w:t>465</w:t>
             </w:r>
           </w:p>
         </w:tc>
@@ -7807,7 +7821,7 @@
                 <w:color w:val="1C3A36"/>
                 <w:sz w:val="17"/>
               </w:rPr>
-              <w:t>1,826</w:t>
+              <w:t>1,835</w:t>
             </w:r>
           </w:p>
         </w:tc>
@@ -7827,7 +7841,7 @@
                 <w:color w:val="1C3A36"/>
                 <w:sz w:val="17"/>
               </w:rPr>
-              <w:t>2,006</w:t>
+              <w:t>2,036</w:t>
             </w:r>
           </w:p>
         </w:tc>
@@ -7847,7 +7861,7 @@
                 <w:color w:val="1C3A36"/>
                 <w:sz w:val="17"/>
               </w:rPr>
-              <w:t>2,144</w:t>
+              <w:t>2,199</w:t>
             </w:r>
           </w:p>
         </w:tc>
@@ -7867,7 +7881,7 @@
                 <w:color w:val="1C3A36"/>
                 <w:sz w:val="17"/>
               </w:rPr>
-              <w:t>2,257</w:t>
+              <w:t>2,342</w:t>
             </w:r>
           </w:p>
         </w:tc>
@@ -7887,7 +7901,7 @@
                 <w:color w:val="1C3A36"/>
                 <w:sz w:val="17"/>
               </w:rPr>
-              <w:t>2,360</w:t>
+              <w:t>2,484</w:t>
             </w:r>
           </w:p>
         </w:tc>
@@ -8110,7 +8124,7 @@
                 <w:color w:val="1C3A36"/>
                 <w:sz w:val="17"/>
               </w:rPr>
-              <w:t>9,091</w:t>
+              <w:t>9,098</w:t>
             </w:r>
           </w:p>
         </w:tc>
@@ -8128,7 +8142,7 @@
                 <w:color w:val="1C3A36"/>
                 <w:sz w:val="17"/>
               </w:rPr>
-              <w:t>10,388</w:t>
+              <w:t>10,550</w:t>
             </w:r>
           </w:p>
         </w:tc>
@@ -8146,7 +8160,7 @@
                 <w:color w:val="1C3A36"/>
                 <w:sz w:val="17"/>
               </w:rPr>
-              <w:t>11,723</w:t>
+              <w:t>12,015</w:t>
             </w:r>
           </w:p>
         </w:tc>
@@ -8164,7 +8178,7 @@
                 <w:color w:val="1C3A36"/>
                 <w:sz w:val="17"/>
               </w:rPr>
-              <w:t>12,863</w:t>
+              <w:t>13,316</w:t>
             </w:r>
           </w:p>
         </w:tc>
@@ -8182,7 +8196,7 @@
                 <w:color w:val="1C3A36"/>
                 <w:sz w:val="17"/>
               </w:rPr>
-              <w:t>13,899</w:t>
+              <w:t>14,560</w:t>
             </w:r>
           </w:p>
         </w:tc>
@@ -8200,7 +8214,7 @@
                 <w:color w:val="1C3A36"/>
                 <w:sz w:val="17"/>
               </w:rPr>
-              <w:t>14,920</w:t>
+              <w:t>15,848</w:t>
             </w:r>
           </w:p>
         </w:tc>
@@ -8255,7 +8269,7 @@
                 <w:color w:val="1C3A36"/>
                 <w:sz w:val="17"/>
               </w:rPr>
-              <w:t>4,974</w:t>
+              <w:t>5,000</w:t>
             </w:r>
           </w:p>
         </w:tc>
@@ -8273,7 +8287,7 @@
                 <w:color w:val="1C3A36"/>
                 <w:sz w:val="17"/>
               </w:rPr>
-              <w:t>5,604</w:t>
+              <w:t>5,687</w:t>
             </w:r>
           </w:p>
         </w:tc>
@@ -8291,7 +8305,7 @@
                 <w:color w:val="1C3A36"/>
                 <w:sz w:val="17"/>
               </w:rPr>
-              <w:t>6,136</w:t>
+              <w:t>6,291</w:t>
             </w:r>
           </w:p>
         </w:tc>
@@ -8309,7 +8323,7 @@
                 <w:color w:val="1C3A36"/>
                 <w:sz w:val="17"/>
               </w:rPr>
-              <w:t>6,621</w:t>
+              <w:t>6,871</w:t>
             </w:r>
           </w:p>
         </w:tc>
@@ -8327,7 +8341,7 @@
                 <w:color w:val="1C3A36"/>
                 <w:sz w:val="17"/>
               </w:rPr>
-              <w:t>7,093</w:t>
+              <w:t>7,465</w:t>
             </w:r>
           </w:p>
         </w:tc>
@@ -8382,7 +8396,7 @@
                 <w:color w:val="1C3A36"/>
                 <w:sz w:val="17"/>
               </w:rPr>
-              <w:t>1,449</w:t>
+              <w:t>1,474</w:t>
             </w:r>
           </w:p>
         </w:tc>
@@ -8400,7 +8414,7 @@
                 <w:color w:val="1C3A36"/>
                 <w:sz w:val="17"/>
               </w:rPr>
-              <w:t>1,608</w:t>
+              <w:t>1,651</w:t>
             </w:r>
           </w:p>
         </w:tc>
@@ -8418,7 +8432,7 @@
                 <w:color w:val="1C3A36"/>
                 <w:sz w:val="17"/>
               </w:rPr>
-              <w:t>1,735</w:t>
+              <w:t>1,800</w:t>
             </w:r>
           </w:p>
         </w:tc>
@@ -8436,7 +8450,7 @@
                 <w:color w:val="1C3A36"/>
                 <w:sz w:val="17"/>
               </w:rPr>
-              <w:t>1,843</w:t>
+              <w:t>1,935</w:t>
             </w:r>
           </w:p>
         </w:tc>
@@ -8454,7 +8468,7 @@
                 <w:color w:val="1C3A36"/>
                 <w:sz w:val="17"/>
               </w:rPr>
-              <w:t>1,945</w:t>
+              <w:t>2,070</w:t>
             </w:r>
           </w:p>
         </w:tc>
@@ -8495,7 +8509,7 @@
                 <w:color w:val="1C3A36"/>
                 <w:sz w:val="17"/>
               </w:rPr>
-              <w:t>3,457</w:t>
+              <w:t>3,464</w:t>
             </w:r>
           </w:p>
         </w:tc>
@@ -8515,7 +8529,7 @@
                 <w:color w:val="1C3A36"/>
                 <w:sz w:val="17"/>
               </w:rPr>
-              <w:t>3,965</w:t>
+              <w:t>4,076</w:t>
             </w:r>
           </w:p>
         </w:tc>
@@ -8535,7 +8549,7 @@
                 <w:color w:val="1C3A36"/>
                 <w:sz w:val="17"/>
               </w:rPr>
-              <w:t>4,511</w:t>
+              <w:t>4,677</w:t>
             </w:r>
           </w:p>
         </w:tc>
@@ -8555,7 +8569,7 @@
                 <w:color w:val="1C3A36"/>
                 <w:sz w:val="17"/>
               </w:rPr>
-              <w:t>4,992</w:t>
+              <w:t>5,225</w:t>
             </w:r>
           </w:p>
         </w:tc>
@@ -8575,7 +8589,7 @@
                 <w:color w:val="1C3A36"/>
                 <w:sz w:val="17"/>
               </w:rPr>
-              <w:t>5,435</w:t>
+              <w:t>5,754</w:t>
             </w:r>
           </w:p>
         </w:tc>
@@ -8595,7 +8609,7 @@
                 <w:color w:val="1C3A36"/>
                 <w:sz w:val="17"/>
               </w:rPr>
-              <w:t>5,883</w:t>
+              <w:t>6,313</w:t>
             </w:r>
           </w:p>
         </w:tc>
@@ -8632,7 +8646,7 @@
                 <w:color w:val="1C3A36"/>
                 <w:sz w:val="17"/>
               </w:rPr>
-              <w:t>38.0%</w:t>
+              <w:t>38.1%</w:t>
             </w:r>
           </w:p>
         </w:tc>
@@ -8650,7 +8664,7 @@
                 <w:color w:val="1C3A36"/>
                 <w:sz w:val="17"/>
               </w:rPr>
-              <w:t>38.2%</w:t>
+              <w:t>38.6%</w:t>
             </w:r>
           </w:p>
         </w:tc>
@@ -8668,7 +8682,7 @@
                 <w:color w:val="1C3A36"/>
                 <w:sz w:val="17"/>
               </w:rPr>
-              <w:t>38.5%</w:t>
+              <w:t>38.9%</w:t>
             </w:r>
           </w:p>
         </w:tc>
@@ -8686,7 +8700,7 @@
                 <w:color w:val="1C3A36"/>
                 <w:sz w:val="17"/>
               </w:rPr>
-              <w:t>38.8%</w:t>
+              <w:t>39.2%</w:t>
             </w:r>
           </w:p>
         </w:tc>
@@ -8704,7 +8718,7 @@
                 <w:color w:val="1C3A36"/>
                 <w:sz w:val="17"/>
               </w:rPr>
-              <w:t>39.1%</w:t>
+              <w:t>39.5%</w:t>
             </w:r>
           </w:p>
         </w:tc>
@@ -8722,7 +8736,7 @@
                 <w:color w:val="1C3A36"/>
                 <w:sz w:val="17"/>
               </w:rPr>
-              <w:t>39.4%</w:t>
+              <w:t>39.8%</w:t>
             </w:r>
           </w:p>
         </w:tc>
@@ -8912,7 +8926,7 @@
                 <w:color w:val="1C3A36"/>
                 <w:sz w:val="18"/>
               </w:rPr>
-              <w:t>9,091</w:t>
+              <w:t>9,098</w:t>
             </w:r>
           </w:p>
         </w:tc>
@@ -8948,7 +8962,7 @@
                 <w:color w:val="1C3A36"/>
                 <w:sz w:val="18"/>
               </w:rPr>
-              <w:t>+0.02%</w:t>
+              <w:t>+0.10%</w:t>
             </w:r>
           </w:p>
         </w:tc>
@@ -8985,7 +8999,7 @@
                 <w:color w:val="1C3A36"/>
                 <w:sz w:val="18"/>
               </w:rPr>
-              <w:t>3,457</w:t>
+              <w:t>3,464</w:t>
             </w:r>
           </w:p>
         </w:tc>
@@ -9021,7 +9035,7 @@
                 <w:color w:val="1C3A36"/>
                 <w:sz w:val="18"/>
               </w:rPr>
-              <w:t>+0.06%</w:t>
+              <w:t>+0.26%</w:t>
             </w:r>
           </w:p>
         </w:tc>
@@ -9162,7 +9176,7 @@
           <w:color w:val="1C3A36"/>
           <w:sz w:val="21"/>
         </w:rPr>
-        <w:t>Net cash of EGP 6,533 million is 37% of the market capitalisation. It is why profit after tax exceeds EBITDA — a cash pile earning Egyptian policy rates throws off more than the plant does in a weak year — and it is why the equity is far less risky than the operating business alone. It is also the lens with the most uncertainty attached, for reasons section 7 sets out.</w:t>
+        <w:t>Net cash of EGP 6,555 million is 37% of the market capitalisation. It is why profit after tax exceeds EBITDA — a cash pile earning Egyptian policy rates throws off more than the plant does in a weak year — and it is why the equity is far less risky than the operating business alone. It is also the lens with the most uncertainty attached, for reasons section 7 sets out.</w:t>
       </w:r>
     </w:p>
     <w:p>
@@ -9244,7 +9258,7 @@
           <w:color w:val="1C3A36"/>
           <w:sz w:val="21"/>
         </w:rPr>
-        <w:t>The cost of equity starts from the Egyptian ten-year government yield of 22.31%. That yield is high largely because of Egypt's own sovereign default risk, so charging a country equity premium on top of it without adjustment would count that risk twice. The sovereign default spread is therefore netted out of the risk-free rate before the premium is added.</w:t>
+        <w:t>The cost of equity starts from the Egyptian ten-year government yield of 23.00%. That yield is high largely because of Egypt's own sovereign default risk, so charging a country equity premium on top of it without adjustment would count that risk twice. The sovereign default spread is therefore netted out of the risk-free rate before the premium is added.</w:t>
       </w:r>
     </w:p>
     <w:tbl>
@@ -9364,7 +9378,7 @@
                 <w:color w:val="1C3A36"/>
                 <w:sz w:val="18"/>
               </w:rPr>
-              <w:t>22.31%</w:t>
+              <w:t>23.00%</w:t>
             </w:r>
           </w:p>
         </w:tc>
@@ -9474,7 +9488,7 @@
                 <w:color w:val="1C3A36"/>
                 <w:sz w:val="18"/>
               </w:rPr>
-              <w:t>18.91%</w:t>
+              <w:t>19.60%</w:t>
             </w:r>
           </w:p>
         </w:tc>
@@ -9639,7 +9653,7 @@
                 <w:color w:val="1C3A36"/>
                 <w:sz w:val="18"/>
               </w:rPr>
-              <w:t>28.32%</w:t>
+              <w:t>29.01%</w:t>
             </w:r>
           </w:p>
         </w:tc>
@@ -9657,7 +9671,7 @@
                 <w:color w:val="1C3A36"/>
                 <w:sz w:val="18"/>
               </w:rPr>
-              <w:t>20.86%</w:t>
+              <w:t>20.82%</w:t>
             </w:r>
           </w:p>
         </w:tc>
@@ -9694,7 +9708,7 @@
                 <w:color w:val="1C3A36"/>
                 <w:sz w:val="18"/>
               </w:rPr>
-              <w:t>16.66%</w:t>
+              <w:t>19.38%</w:t>
             </w:r>
           </w:p>
         </w:tc>
@@ -9804,7 +9818,7 @@
                 <w:color w:val="1C3A36"/>
                 <w:sz w:val="18"/>
               </w:rPr>
-              <w:t>28.26%</w:t>
+              <w:t>28.96%</w:t>
             </w:r>
           </w:p>
         </w:tc>
@@ -9822,7 +9836,7 @@
                 <w:color w:val="1C3A36"/>
                 <w:sz w:val="18"/>
               </w:rPr>
-              <w:t>19.01%</w:t>
+              <w:t>18.98%</w:t>
             </w:r>
           </w:p>
         </w:tc>
@@ -9844,7 +9858,7 @@
           <w:color w:val="6E7B77"/>
           <w:sz w:val="17"/>
         </w:rPr>
-        <w:t>Table 10 — The cost of capital, built from its components. The retired construction that leaves the sovereign spread in the risk-free rate would give a cost of equity of 31.72%, some 340 basis points higher.</w:t>
+        <w:t>Table 10 — The cost of capital, built from its components. The retired construction that leaves the sovereign spread in the risk-free rate would give a cost of equity of 32.41%, some 340 basis points higher.</w:t>
       </w:r>
     </w:p>
     <w:p>
@@ -10081,7 +10095,7 @@
                 <w:color w:val="1C3A36"/>
                 <w:sz w:val="18"/>
               </w:rPr>
-              <w:t>109.49</w:t>
+              <w:t>152.62</w:t>
             </w:r>
           </w:p>
         </w:tc>
@@ -10099,7 +10113,7 @@
                 <w:color w:val="1C3A36"/>
                 <w:sz w:val="18"/>
               </w:rPr>
-              <w:t>99.00</w:t>
+              <w:t>136.08</w:t>
             </w:r>
           </w:p>
         </w:tc>
@@ -10117,7 +10131,7 @@
                 <w:color w:val="1C3A36"/>
                 <w:sz w:val="18"/>
               </w:rPr>
-              <w:t>97.31</w:t>
+              <w:t>133.47</w:t>
             </w:r>
           </w:p>
         </w:tc>
@@ -10135,7 +10149,7 @@
                 <w:color w:val="1C3A36"/>
                 <w:sz w:val="18"/>
               </w:rPr>
-              <w:t>90.60</w:t>
+              <w:t>123.27</w:t>
             </w:r>
           </w:p>
         </w:tc>
@@ -10153,7 +10167,7 @@
                 <w:color w:val="1C3A36"/>
                 <w:sz w:val="18"/>
               </w:rPr>
-              <w:t>80.75</w:t>
+              <w:t>108.72</w:t>
             </w:r>
           </w:p>
         </w:tc>
@@ -10406,7 +10420,7 @@
                 <w:color w:val="1C3A36"/>
                 <w:sz w:val="18"/>
               </w:rPr>
-              <w:t>25.26%</w:t>
+              <w:t>25.96%</w:t>
             </w:r>
           </w:p>
         </w:tc>
@@ -10424,7 +10438,7 @@
                 <w:color w:val="1C3A36"/>
                 <w:sz w:val="18"/>
               </w:rPr>
-              <w:t>85.43</w:t>
+              <w:t>105.77</w:t>
             </w:r>
           </w:p>
         </w:tc>
@@ -10442,7 +10456,7 @@
                 <w:color w:val="1C3A36"/>
                 <w:sz w:val="18"/>
               </w:rPr>
-              <w:t>89.36</w:t>
+              <w:t>109.93</w:t>
             </w:r>
           </w:p>
         </w:tc>
@@ -10460,7 +10474,7 @@
                 <w:color w:val="1C3A36"/>
                 <w:sz w:val="18"/>
               </w:rPr>
-              <w:t>93.81</w:t>
+              <w:t>114.70</w:t>
             </w:r>
           </w:p>
         </w:tc>
@@ -10478,7 +10492,7 @@
                 <w:color w:val="1C3A36"/>
                 <w:sz w:val="18"/>
               </w:rPr>
-              <w:t>98.93</w:t>
+              <w:t>120.21</w:t>
             </w:r>
           </w:p>
         </w:tc>
@@ -10496,7 +10510,7 @@
                 <w:color w:val="1C3A36"/>
                 <w:sz w:val="18"/>
               </w:rPr>
-              <w:t>104.87</w:t>
+              <w:t>126.66</w:t>
             </w:r>
           </w:p>
         </w:tc>
@@ -10515,7 +10529,7 @@
                 <w:color w:val="1C3A36"/>
                 <w:sz w:val="18"/>
               </w:rPr>
-              <w:t>26.76%</w:t>
+              <w:t>27.46%</w:t>
             </w:r>
           </w:p>
         </w:tc>
@@ -10533,7 +10547,7 @@
                 <w:color w:val="1C3A36"/>
                 <w:sz w:val="18"/>
               </w:rPr>
-              <w:t>84.01</w:t>
+              <w:t>104.45</w:t>
             </w:r>
           </w:p>
         </w:tc>
@@ -10551,7 +10565,7 @@
                 <w:color w:val="1C3A36"/>
                 <w:sz w:val="18"/>
               </w:rPr>
-              <w:t>87.83</w:t>
+              <w:t>108.53</w:t>
             </w:r>
           </w:p>
         </w:tc>
@@ -10569,7 +10583,7 @@
                 <w:color w:val="1C3A36"/>
                 <w:sz w:val="18"/>
               </w:rPr>
-              <w:t>92.18</w:t>
+              <w:t>113.21</w:t>
             </w:r>
           </w:p>
         </w:tc>
@@ -10587,7 +10601,7 @@
                 <w:color w:val="1C3A36"/>
                 <w:sz w:val="18"/>
               </w:rPr>
-              <w:t>97.17</w:t>
+              <w:t>118.62</w:t>
             </w:r>
           </w:p>
         </w:tc>
@@ -10605,7 +10619,7 @@
                 <w:color w:val="1C3A36"/>
                 <w:sz w:val="18"/>
               </w:rPr>
-              <w:t>102.96</w:t>
+              <w:t>124.94</w:t>
             </w:r>
           </w:p>
         </w:tc>
@@ -10624,7 +10638,7 @@
                 <w:color w:val="1C3A36"/>
                 <w:sz w:val="18"/>
               </w:rPr>
-              <w:t>28.26%</w:t>
+              <w:t>28.96%</w:t>
             </w:r>
           </w:p>
         </w:tc>
@@ -10642,7 +10656,7 @@
                 <w:color w:val="1C3A36"/>
                 <w:sz w:val="18"/>
               </w:rPr>
-              <w:t>82.63</w:t>
+              <w:t>103.16</w:t>
             </w:r>
           </w:p>
         </w:tc>
@@ -10660,7 +10674,7 @@
                 <w:color w:val="1C3A36"/>
                 <w:sz w:val="18"/>
               </w:rPr>
-              <w:t>86.36</w:t>
+              <w:t>107.17</w:t>
             </w:r>
           </w:p>
         </w:tc>
@@ -10678,7 +10692,7 @@
                 <w:color w:val="1C3A36"/>
                 <w:sz w:val="18"/>
               </w:rPr>
-              <w:t>90.60</w:t>
+              <w:t>111.76</w:t>
             </w:r>
           </w:p>
         </w:tc>
@@ -10696,7 +10710,7 @@
                 <w:color w:val="1C3A36"/>
                 <w:sz w:val="18"/>
               </w:rPr>
-              <w:t>95.46</w:t>
+              <w:t>117.07</w:t>
             </w:r>
           </w:p>
         </w:tc>
@@ -10714,7 +10728,7 @@
                 <w:color w:val="1C3A36"/>
                 <w:sz w:val="18"/>
               </w:rPr>
-              <w:t>101.11</w:t>
+              <w:t>123.27</w:t>
             </w:r>
           </w:p>
         </w:tc>
@@ -10733,7 +10747,7 @@
                 <w:color w:val="1C3A36"/>
                 <w:sz w:val="18"/>
               </w:rPr>
-              <w:t>29.76%</w:t>
+              <w:t>30.46%</w:t>
             </w:r>
           </w:p>
         </w:tc>
@@ -10751,7 +10765,7 @@
                 <w:color w:val="1C3A36"/>
                 <w:sz w:val="18"/>
               </w:rPr>
-              <w:t>81.29</w:t>
+              <w:t>101.90</w:t>
             </w:r>
           </w:p>
         </w:tc>
@@ -10769,7 +10783,7 @@
                 <w:color w:val="1C3A36"/>
                 <w:sz w:val="18"/>
               </w:rPr>
-              <w:t>84.93</w:t>
+              <w:t>105.84</w:t>
             </w:r>
           </w:p>
         </w:tc>
@@ -10787,7 +10801,7 @@
                 <w:color w:val="1C3A36"/>
                 <w:sz w:val="18"/>
               </w:rPr>
-              <w:t>89.07</w:t>
+              <w:t>110.34</w:t>
             </w:r>
           </w:p>
         </w:tc>
@@ -10805,7 +10819,7 @@
                 <w:color w:val="1C3A36"/>
                 <w:sz w:val="18"/>
               </w:rPr>
-              <w:t>93.81</w:t>
+              <w:t>115.55</w:t>
             </w:r>
           </w:p>
         </w:tc>
@@ -10823,7 +10837,7 @@
                 <w:color w:val="1C3A36"/>
                 <w:sz w:val="18"/>
               </w:rPr>
-              <w:t>99.32</w:t>
+              <w:t>121.64</w:t>
             </w:r>
           </w:p>
         </w:tc>
@@ -10842,7 +10856,7 @@
                 <w:color w:val="1C3A36"/>
                 <w:sz w:val="18"/>
               </w:rPr>
-              <w:t>31.26%</w:t>
+              <w:t>31.96%</w:t>
             </w:r>
           </w:p>
         </w:tc>
@@ -10860,7 +10874,7 @@
                 <w:color w:val="1C3A36"/>
                 <w:sz w:val="18"/>
               </w:rPr>
-              <w:t>80.00</w:t>
+              <w:t>100.68</w:t>
             </w:r>
           </w:p>
         </w:tc>
@@ -10878,7 +10892,7 @@
                 <w:color w:val="1C3A36"/>
                 <w:sz w:val="18"/>
               </w:rPr>
-              <w:t>83.55</w:t>
+              <w:t>104.54</w:t>
             </w:r>
           </w:p>
         </w:tc>
@@ -10896,7 +10910,7 @@
                 <w:color w:val="1C3A36"/>
                 <w:sz w:val="18"/>
               </w:rPr>
-              <w:t>87.59</w:t>
+              <w:t>108.96</w:t>
             </w:r>
           </w:p>
         </w:tc>
@@ -10914,7 +10928,7 @@
                 <w:color w:val="1C3A36"/>
                 <w:sz w:val="18"/>
               </w:rPr>
-              <w:t>92.21</w:t>
+              <w:t>114.08</w:t>
             </w:r>
           </w:p>
         </w:tc>
@@ -10932,7 +10946,7 @@
                 <w:color w:val="1C3A36"/>
                 <w:sz w:val="18"/>
               </w:rPr>
-              <w:t>97.59</w:t>
+              <w:t>120.06</w:t>
             </w:r>
           </w:p>
         </w:tc>
@@ -11022,7 +11036,7 @@
                 <w:color w:val="1C3A36"/>
                 <w:sz w:val="18"/>
               </w:rPr>
-              <w:t>5,033</w:t>
+              <w:t>5,055</w:t>
             </w:r>
           </w:p>
         </w:tc>
@@ -11041,7 +11055,7 @@
                 <w:color w:val="1C3A36"/>
                 <w:sz w:val="18"/>
               </w:rPr>
-              <w:t>5,783</w:t>
+              <w:t>5,805</w:t>
             </w:r>
           </w:p>
         </w:tc>
@@ -11060,7 +11074,7 @@
                 <w:color w:val="1C3A36"/>
                 <w:sz w:val="18"/>
               </w:rPr>
-              <w:t>6,533</w:t>
+              <w:t>6,555</w:t>
             </w:r>
           </w:p>
         </w:tc>
@@ -11079,7 +11093,7 @@
                 <w:color w:val="1C3A36"/>
                 <w:sz w:val="18"/>
               </w:rPr>
-              <w:t>7,283</w:t>
+              <w:t>7,305</w:t>
             </w:r>
           </w:p>
         </w:tc>
@@ -11098,7 +11112,7 @@
                 <w:color w:val="1C3A36"/>
                 <w:sz w:val="18"/>
               </w:rPr>
-              <w:t>8,033</w:t>
+              <w:t>8,055</w:t>
             </w:r>
           </w:p>
         </w:tc>
@@ -11135,7 +11149,7 @@
                 <w:color w:val="1C3A36"/>
                 <w:sz w:val="18"/>
               </w:rPr>
-              <w:t>84.84</w:t>
+              <w:t>117.52</w:t>
             </w:r>
           </w:p>
         </w:tc>
@@ -11153,7 +11167,7 @@
                 <w:color w:val="1C3A36"/>
                 <w:sz w:val="18"/>
               </w:rPr>
-              <w:t>87.72</w:t>
+              <w:t>120.40</w:t>
             </w:r>
           </w:p>
         </w:tc>
@@ -11171,7 +11185,7 @@
                 <w:color w:val="1C3A36"/>
                 <w:sz w:val="18"/>
               </w:rPr>
-              <w:t>90.60</w:t>
+              <w:t>123.27</w:t>
             </w:r>
           </w:p>
         </w:tc>
@@ -11189,7 +11203,7 @@
                 <w:color w:val="1C3A36"/>
                 <w:sz w:val="18"/>
               </w:rPr>
-              <w:t>93.47</w:t>
+              <w:t>126.15</w:t>
             </w:r>
           </w:p>
         </w:tc>
@@ -11207,7 +11221,7 @@
                 <w:color w:val="1C3A36"/>
                 <w:sz w:val="18"/>
               </w:rPr>
-              <w:t>96.35</w:t>
+              <w:t>129.02</w:t>
             </w:r>
           </w:p>
         </w:tc>
@@ -11410,7 +11424,7 @@
                 <w:color w:val="1C3A36"/>
                 <w:sz w:val="18"/>
               </w:rPr>
-              <w:t>82.81</w:t>
+              <w:t>110.82</w:t>
             </w:r>
           </w:p>
         </w:tc>
@@ -11428,7 +11442,7 @@
                 <w:color w:val="1C3A36"/>
                 <w:sz w:val="18"/>
               </w:rPr>
-              <w:t>86.63</w:t>
+              <w:t>117.05</w:t>
             </w:r>
           </w:p>
         </w:tc>
@@ -11446,7 +11460,7 @@
                 <w:color w:val="1C3A36"/>
                 <w:sz w:val="18"/>
               </w:rPr>
-              <w:t>90.60</w:t>
+              <w:t>123.27</w:t>
             </w:r>
           </w:p>
         </w:tc>
@@ -11464,7 +11478,7 @@
                 <w:color w:val="1C3A36"/>
                 <w:sz w:val="18"/>
               </w:rPr>
-              <w:t>94.67</w:t>
+              <w:t>129.50</w:t>
             </w:r>
           </w:p>
         </w:tc>
@@ -11482,7 +11496,7 @@
                 <w:color w:val="1C3A36"/>
                 <w:sz w:val="18"/>
               </w:rPr>
-              <w:t>98.84</w:t>
+              <w:t>135.72</w:t>
             </w:r>
           </w:p>
         </w:tc>
@@ -11662,7 +11676,7 @@
                 <w:color w:val="1C3A36"/>
                 <w:sz w:val="19"/>
               </w:rPr>
-              <w:t>The distribution below is ILLUSTRATIVE ONLY and is materially too wide. Measured against a random-walk benchmark over the last five years, this security's distribution scores -12.8% — worse than the benchmark, not better — and covers 76% of outcomes inside a band meant to hold 50%. The cause is diagnosed and specific: on a security that does not trade every session, the benchmark's own volatility estimate collapses during quiet stretches, and the band drawn here stays wide enough for the jumps that follow. It should not be read with the confidence attached to a liquid name.</w:t>
+              <w:t>Over 57 resolved three-month forecasts on this security the price finished inside the 90% band 93% of the time, and inside the middle 50% band 72% of the time. The wide band is doing what it promises; the middle band has been catching rather more than half, so the map below is better read as a rough guide to where the price could plausibly be than as a fine probability statement. The band this map draws runs about 1.40 times as wide as a simple carry-anchored benchmark's, which is what real Egyptian tail risk costs and is published rather than tuned away. The cause of the extra width on THIS name is specific: it prints an unchanged close on 29% of sessions, and on a security that does not trade every session a volatility estimate collapses during quiet stretches and the band stays wide enough for the jumps that follow.</w:t>
             </w:r>
           </w:p>
         </w:tc>
@@ -12246,7 +12260,7 @@
           <w:color w:val="1C3A36"/>
           <w:sz w:val="21"/>
         </w:rPr>
-        <w:t>Set against each other, the four lenses describe a company whose plant is worth more than its cash flows justify. That is the ordinary condition of a good asset in a bad market, and it is worth saying plainly rather than resolving by arithmetic.</w:t>
+        <w:t>Set against each other the reads describe a company whose cash flows, on the operating improvement its own filings have already printed, are worth more than either the plant or an enterprise multiple would pay for. Each is stated with the condition that has to hold for it to be the right one, so a reader who rejects a condition can see immediately which answer goes with it.</w:t>
       </w:r>
     </w:p>
     <w:tbl>
@@ -12272,15 +12286,16 @@
         <w:tblLayout w:type="fixed"/>
       </w:tblPr>
       <w:tblGrid>
-        <w:gridCol w:w="2333"/>
-        <w:gridCol w:w="1411"/>
-        <w:gridCol w:w="1224"/>
-        <w:gridCol w:w="4752"/>
+        <w:gridCol w:w="2160"/>
+        <w:gridCol w:w="1325"/>
+        <w:gridCol w:w="1123"/>
+        <w:gridCol w:w="1037"/>
+        <w:gridCol w:w="4075"/>
       </w:tblGrid>
       <w:tr>
         <w:tc>
           <w:tcPr>
-            <w:tcW w:type="dxa" w:w="2333"/>
+            <w:tcW w:type="dxa" w:w="2160"/>
             <w:shd w:val="clear" w:color="auto" w:fill="EAF0EE"/>
           </w:tcPr>
           <w:p>
@@ -12299,7 +12314,7 @@
         </w:tc>
         <w:tc>
           <w:tcPr>
-            <w:tcW w:type="dxa" w:w="1411"/>
+            <w:tcW w:type="dxa" w:w="1325"/>
             <w:shd w:val="clear" w:color="auto" w:fill="EAF0EE"/>
           </w:tcPr>
           <w:p>
@@ -12312,13 +12327,32 @@
                 <w:color w:val="1C3A36"/>
                 <w:sz w:val="18"/>
               </w:rPr>
+              <w:t>Role</w:t>
+            </w:r>
+          </w:p>
+        </w:tc>
+        <w:tc>
+          <w:tcPr>
+            <w:tcW w:type="dxa" w:w="1123"/>
+            <w:shd w:val="clear" w:color="auto" w:fill="EAF0EE"/>
+          </w:tcPr>
+          <w:p>
+            <w:pPr>
+              <w:spacing w:after="20"/>
+            </w:pPr>
+            <w:r>
+              <w:rPr>
+                <w:b/>
+                <w:color w:val="1C3A36"/>
+                <w:sz w:val="18"/>
+              </w:rPr>
               <w:t>Value (EGP)</w:t>
             </w:r>
           </w:p>
         </w:tc>
         <w:tc>
           <w:tcPr>
-            <w:tcW w:type="dxa" w:w="1224"/>
+            <w:tcW w:type="dxa" w:w="1037"/>
             <w:shd w:val="clear" w:color="auto" w:fill="EAF0EE"/>
           </w:tcPr>
           <w:p>
@@ -12337,7 +12371,7 @@
         </w:tc>
         <w:tc>
           <w:tcPr>
-            <w:tcW w:type="dxa" w:w="4752"/>
+            <w:tcW w:type="dxa" w:w="4075"/>
             <w:shd w:val="clear" w:color="auto" w:fill="EAF0EE"/>
           </w:tcPr>
           <w:p>
@@ -12358,72 +12392,90 @@
       <w:tr>
         <w:tc>
           <w:tcPr>
-            <w:tcW w:type="dxa" w:w="2333"/>
-          </w:tcPr>
-          <w:p>
-            <w:pPr>
-              <w:spacing w:after="20"/>
-            </w:pPr>
-            <w:r>
-              <w:rPr>
-                <w:color w:val="1C3A36"/>
-                <w:sz w:val="18"/>
-              </w:rPr>
-              <w:t>Discounted cash flow</w:t>
-            </w:r>
-          </w:p>
-        </w:tc>
-        <w:tc>
-          <w:tcPr>
-            <w:tcW w:type="dxa" w:w="1411"/>
-          </w:tcPr>
-          <w:p>
-            <w:pPr>
-              <w:spacing w:after="20"/>
-              <w:jc w:val="right"/>
-            </w:pPr>
-            <w:r>
-              <w:rPr>
-                <w:color w:val="1C3A36"/>
-                <w:sz w:val="18"/>
-              </w:rPr>
-              <w:t>107.89</w:t>
-            </w:r>
-          </w:p>
-        </w:tc>
-        <w:tc>
-          <w:tcPr>
-            <w:tcW w:type="dxa" w:w="1224"/>
-          </w:tcPr>
-          <w:p>
-            <w:pPr>
-              <w:spacing w:after="20"/>
-              <w:jc w:val="right"/>
-            </w:pPr>
-            <w:r>
-              <w:rPr>
-                <w:color w:val="1C3A36"/>
-                <w:sz w:val="18"/>
-              </w:rPr>
-              <w:t>+7.4%</w:t>
-            </w:r>
-          </w:p>
-        </w:tc>
-        <w:tc>
-          <w:tcPr>
-            <w:tcW w:type="dxa" w:w="4752"/>
-          </w:tcPr>
-          <w:p>
-            <w:pPr>
-              <w:spacing w:after="20"/>
-              <w:jc w:val="right"/>
-            </w:pPr>
-            <w:r>
-              <w:rPr>
-                <w:color w:val="1C3A36"/>
-                <w:sz w:val="18"/>
-              </w:rPr>
-              <w:t>Prices normalise in real terms as dormant capacity restarts</w:t>
+            <w:tcW w:type="dxa" w:w="2160"/>
+          </w:tcPr>
+          <w:p>
+            <w:pPr>
+              <w:spacing w:after="20"/>
+            </w:pPr>
+            <w:r>
+              <w:rPr>
+                <w:color w:val="1C3A36"/>
+                <w:sz w:val="18"/>
+              </w:rPr>
+              <w:t>DCF (cash flow)</w:t>
+            </w:r>
+          </w:p>
+        </w:tc>
+        <w:tc>
+          <w:tcPr>
+            <w:tcW w:type="dxa" w:w="1325"/>
+          </w:tcPr>
+          <w:p>
+            <w:pPr>
+              <w:spacing w:after="20"/>
+              <w:jc w:val="right"/>
+            </w:pPr>
+            <w:r>
+              <w:rPr>
+                <w:color w:val="1C3A36"/>
+                <w:sz w:val="18"/>
+              </w:rPr>
+              <w:t>PRIMARY — this is the central</w:t>
+            </w:r>
+          </w:p>
+        </w:tc>
+        <w:tc>
+          <w:tcPr>
+            <w:tcW w:type="dxa" w:w="1123"/>
+          </w:tcPr>
+          <w:p>
+            <w:pPr>
+              <w:spacing w:after="20"/>
+              <w:jc w:val="right"/>
+            </w:pPr>
+            <w:r>
+              <w:rPr>
+                <w:color w:val="1C3A36"/>
+                <w:sz w:val="18"/>
+              </w:rPr>
+              <w:t>123.27</w:t>
+            </w:r>
+          </w:p>
+        </w:tc>
+        <w:tc>
+          <w:tcPr>
+            <w:tcW w:type="dxa" w:w="1037"/>
+          </w:tcPr>
+          <w:p>
+            <w:pPr>
+              <w:spacing w:after="20"/>
+              <w:jc w:val="right"/>
+            </w:pPr>
+            <w:r>
+              <w:rPr>
+                <w:color w:val="1C3A36"/>
+                <w:sz w:val="18"/>
+              </w:rPr>
+              <w:t>+22.7%</w:t>
+            </w:r>
+          </w:p>
+        </w:tc>
+        <w:tc>
+          <w:tcPr>
+            <w:tcW w:type="dxa" w:w="4075"/>
+          </w:tcPr>
+          <w:p>
+            <w:pPr>
+              <w:spacing w:after="20"/>
+              <w:jc w:val="right"/>
+            </w:pPr>
+            <w:r>
+              <w:rPr>
+                <w:color w:val="1C3A36"/>
+                <w:sz w:val="18"/>
+              </w:rPr>
+              <w:t>Utilisation keeps climbing toward 79% and the real price spread per tonne holds</w:t>
             </w:r>
           </w:p>
         </w:tc>
@@ -12431,7 +12483,7 @@
       <w:tr>
         <w:tc>
           <w:tcPr>
-            <w:tcW w:type="dxa" w:w="2333"/>
+            <w:tcW w:type="dxa" w:w="2160"/>
           </w:tcPr>
           <w:p>
             <w:pPr>
@@ -12448,55 +12500,73 @@
         </w:tc>
         <w:tc>
           <w:tcPr>
-            <w:tcW w:type="dxa" w:w="1411"/>
-          </w:tcPr>
-          <w:p>
-            <w:pPr>
-              <w:spacing w:after="20"/>
-              <w:jc w:val="right"/>
-            </w:pPr>
-            <w:r>
-              <w:rPr>
-                <w:color w:val="1C3A36"/>
-                <w:sz w:val="18"/>
-              </w:rPr>
-              <w:t>62.02</w:t>
-            </w:r>
-          </w:p>
-        </w:tc>
-        <w:tc>
-          <w:tcPr>
-            <w:tcW w:type="dxa" w:w="1224"/>
-          </w:tcPr>
-          <w:p>
-            <w:pPr>
-              <w:spacing w:after="20"/>
-              <w:jc w:val="right"/>
-            </w:pPr>
-            <w:r>
-              <w:rPr>
-                <w:color w:val="1C3A36"/>
-                <w:sz w:val="18"/>
-              </w:rPr>
-              <w:t>-38.3%</w:t>
-            </w:r>
-          </w:p>
-        </w:tc>
-        <w:tc>
-          <w:tcPr>
-            <w:tcW w:type="dxa" w:w="4752"/>
-          </w:tcPr>
-          <w:p>
-            <w:pPr>
-              <w:spacing w:after="20"/>
-              <w:jc w:val="right"/>
-            </w:pPr>
-            <w:r>
-              <w:rPr>
-                <w:color w:val="1C3A36"/>
-                <w:sz w:val="18"/>
-              </w:rPr>
-              <w:t>Peers stay near 5x EBITDA and the mid-cycle margin holds</w:t>
+            <w:tcW w:type="dxa" w:w="1325"/>
+          </w:tcPr>
+          <w:p>
+            <w:pPr>
+              <w:spacing w:after="20"/>
+              <w:jc w:val="right"/>
+            </w:pPr>
+            <w:r>
+              <w:rPr>
+                <w:color w:val="1C3A36"/>
+                <w:sz w:val="18"/>
+              </w:rPr>
+              <w:t>cross-check</w:t>
+            </w:r>
+          </w:p>
+        </w:tc>
+        <w:tc>
+          <w:tcPr>
+            <w:tcW w:type="dxa" w:w="1123"/>
+          </w:tcPr>
+          <w:p>
+            <w:pPr>
+              <w:spacing w:after="20"/>
+              <w:jc w:val="right"/>
+            </w:pPr>
+            <w:r>
+              <w:rPr>
+                <w:color w:val="1C3A36"/>
+                <w:sz w:val="18"/>
+              </w:rPr>
+              <w:t>62.11</w:t>
+            </w:r>
+          </w:p>
+        </w:tc>
+        <w:tc>
+          <w:tcPr>
+            <w:tcW w:type="dxa" w:w="1037"/>
+          </w:tcPr>
+          <w:p>
+            <w:pPr>
+              <w:spacing w:after="20"/>
+              <w:jc w:val="right"/>
+            </w:pPr>
+            <w:r>
+              <w:rPr>
+                <w:color w:val="1C3A36"/>
+                <w:sz w:val="18"/>
+              </w:rPr>
+              <w:t>-38.2%</w:t>
+            </w:r>
+          </w:p>
+        </w:tc>
+        <w:tc>
+          <w:tcPr>
+            <w:tcW w:type="dxa" w:w="4075"/>
+          </w:tcPr>
+          <w:p>
+            <w:pPr>
+              <w:spacing w:after="20"/>
+              <w:jc w:val="right"/>
+            </w:pPr>
+            <w:r>
+              <w:rPr>
+                <w:color w:val="1C3A36"/>
+                <w:sz w:val="18"/>
+              </w:rPr>
+              <w:t>An enterprise multiple near 4x on a normalised margin is what this asset is worth</w:t>
             </w:r>
           </w:p>
         </w:tc>
@@ -12504,72 +12574,90 @@
       <w:tr>
         <w:tc>
           <w:tcPr>
-            <w:tcW w:type="dxa" w:w="2333"/>
-          </w:tcPr>
-          <w:p>
-            <w:pPr>
-              <w:spacing w:after="20"/>
-            </w:pPr>
-            <w:r>
-              <w:rPr>
-                <w:color w:val="1C3A36"/>
-                <w:sz w:val="18"/>
-              </w:rPr>
-              <w:t>Normalised earnings</w:t>
-            </w:r>
-          </w:p>
-        </w:tc>
-        <w:tc>
-          <w:tcPr>
-            <w:tcW w:type="dxa" w:w="1411"/>
-          </w:tcPr>
-          <w:p>
-            <w:pPr>
-              <w:spacing w:after="20"/>
-              <w:jc w:val="right"/>
-            </w:pPr>
-            <w:r>
-              <w:rPr>
-                <w:color w:val="1C3A36"/>
-                <w:sz w:val="18"/>
-              </w:rPr>
-              <w:t>70.39</w:t>
-            </w:r>
-          </w:p>
-        </w:tc>
-        <w:tc>
-          <w:tcPr>
-            <w:tcW w:type="dxa" w:w="1224"/>
-          </w:tcPr>
-          <w:p>
-            <w:pPr>
-              <w:spacing w:after="20"/>
-              <w:jc w:val="right"/>
-            </w:pPr>
-            <w:r>
-              <w:rPr>
-                <w:color w:val="1C3A36"/>
-                <w:sz w:val="18"/>
-              </w:rPr>
-              <w:t>-30.0%</w:t>
-            </w:r>
-          </w:p>
-        </w:tc>
-        <w:tc>
-          <w:tcPr>
-            <w:tcW w:type="dxa" w:w="4752"/>
-          </w:tcPr>
-          <w:p>
-            <w:pPr>
-              <w:spacing w:after="20"/>
-              <w:jc w:val="right"/>
-            </w:pPr>
-            <w:r>
-              <w:rPr>
-                <w:color w:val="1C3A36"/>
-                <w:sz w:val="18"/>
-              </w:rPr>
-              <w:t>2025 was a cyclical peak, not a new operating level</w:t>
+            <w:tcW w:type="dxa" w:w="2160"/>
+          </w:tcPr>
+          <w:p>
+            <w:pPr>
+              <w:spacing w:after="20"/>
+            </w:pPr>
+            <w:r>
+              <w:rPr>
+                <w:color w:val="1C3A36"/>
+                <w:sz w:val="18"/>
+              </w:rPr>
+              <w:t>Asset / replacement cost</w:t>
+            </w:r>
+          </w:p>
+        </w:tc>
+        <w:tc>
+          <w:tcPr>
+            <w:tcW w:type="dxa" w:w="1325"/>
+          </w:tcPr>
+          <w:p>
+            <w:pPr>
+              <w:spacing w:after="20"/>
+              <w:jc w:val="right"/>
+            </w:pPr>
+            <w:r>
+              <w:rPr>
+                <w:color w:val="1C3A36"/>
+                <w:sz w:val="18"/>
+              </w:rPr>
+              <w:t>cross-check</w:t>
+            </w:r>
+          </w:p>
+        </w:tc>
+        <w:tc>
+          <w:tcPr>
+            <w:tcW w:type="dxa" w:w="1123"/>
+          </w:tcPr>
+          <w:p>
+            <w:pPr>
+              <w:spacing w:after="20"/>
+              <w:jc w:val="right"/>
+            </w:pPr>
+            <w:r>
+              <w:rPr>
+                <w:color w:val="1C3A36"/>
+                <w:sz w:val="18"/>
+              </w:rPr>
+              <w:t>94.23</w:t>
+            </w:r>
+          </w:p>
+        </w:tc>
+        <w:tc>
+          <w:tcPr>
+            <w:tcW w:type="dxa" w:w="1037"/>
+          </w:tcPr>
+          <w:p>
+            <w:pPr>
+              <w:spacing w:after="20"/>
+              <w:jc w:val="right"/>
+            </w:pPr>
+            <w:r>
+              <w:rPr>
+                <w:color w:val="1C3A36"/>
+                <w:sz w:val="18"/>
+              </w:rPr>
+              <w:t>-6.2%</w:t>
+            </w:r>
+          </w:p>
+        </w:tc>
+        <w:tc>
+          <w:tcPr>
+            <w:tcW w:type="dxa" w:w="4075"/>
+          </w:tcPr>
+          <w:p>
+            <w:pPr>
+              <w:spacing w:after="20"/>
+              <w:jc w:val="right"/>
+            </w:pPr>
+            <w:r>
+              <w:rPr>
+                <w:color w:val="1C3A36"/>
+                <w:sz w:val="18"/>
+              </w:rPr>
+              <w:t>Capacity is scarce enough that build cost, not cash flow, anchors value</w:t>
             </w:r>
           </w:p>
         </w:tc>
@@ -12577,72 +12665,181 @@
       <w:tr>
         <w:tc>
           <w:tcPr>
-            <w:tcW w:type="dxa" w:w="2333"/>
-          </w:tcPr>
-          <w:p>
-            <w:pPr>
-              <w:spacing w:after="20"/>
-            </w:pPr>
-            <w:r>
-              <w:rPr>
-                <w:color w:val="1C3A36"/>
-                <w:sz w:val="18"/>
-              </w:rPr>
-              <w:t>Asset / replacement cost</w:t>
-            </w:r>
-          </w:p>
-        </w:tc>
-        <w:tc>
-          <w:tcPr>
-            <w:tcW w:type="dxa" w:w="1411"/>
-          </w:tcPr>
-          <w:p>
-            <w:pPr>
-              <w:spacing w:after="20"/>
-              <w:jc w:val="right"/>
-            </w:pPr>
-            <w:r>
-              <w:rPr>
-                <w:color w:val="1C3A36"/>
-                <w:sz w:val="18"/>
-              </w:rPr>
-              <w:t>93.52</w:t>
-            </w:r>
-          </w:p>
-        </w:tc>
-        <w:tc>
-          <w:tcPr>
-            <w:tcW w:type="dxa" w:w="1224"/>
-          </w:tcPr>
-          <w:p>
-            <w:pPr>
-              <w:spacing w:after="20"/>
-              <w:jc w:val="right"/>
-            </w:pPr>
-            <w:r>
-              <w:rPr>
-                <w:color w:val="1C3A36"/>
-                <w:sz w:val="18"/>
-              </w:rPr>
-              <w:t>-6.9%</w:t>
-            </w:r>
-          </w:p>
-        </w:tc>
-        <w:tc>
-          <w:tcPr>
-            <w:tcW w:type="dxa" w:w="4752"/>
-          </w:tcPr>
-          <w:p>
-            <w:pPr>
-              <w:spacing w:after="20"/>
-              <w:jc w:val="right"/>
-            </w:pPr>
-            <w:r>
-              <w:rPr>
-                <w:color w:val="1C3A36"/>
-                <w:sz w:val="18"/>
-              </w:rPr>
-              <w:t>Capacity is scarce enough that build cost anchors value</w:t>
+            <w:tcW w:type="dxa" w:w="2160"/>
+          </w:tcPr>
+          <w:p>
+            <w:pPr>
+              <w:spacing w:after="20"/>
+            </w:pPr>
+            <w:r>
+              <w:rPr>
+                <w:color w:val="1C3A36"/>
+                <w:sz w:val="18"/>
+              </w:rPr>
+              <w:t>Book value (disclosed floor)</w:t>
+            </w:r>
+          </w:p>
+        </w:tc>
+        <w:tc>
+          <w:tcPr>
+            <w:tcW w:type="dxa" w:w="1325"/>
+          </w:tcPr>
+          <w:p>
+            <w:pPr>
+              <w:spacing w:after="20"/>
+              <w:jc w:val="right"/>
+            </w:pPr>
+            <w:r>
+              <w:rPr>
+                <w:color w:val="1C3A36"/>
+                <w:sz w:val="18"/>
+              </w:rPr>
+              <w:t>disclosed floor, never weighted</w:t>
+            </w:r>
+          </w:p>
+        </w:tc>
+        <w:tc>
+          <w:tcPr>
+            <w:tcW w:type="dxa" w:w="1123"/>
+          </w:tcPr>
+          <w:p>
+            <w:pPr>
+              <w:spacing w:after="20"/>
+              <w:jc w:val="right"/>
+            </w:pPr>
+            <w:r>
+              <w:rPr>
+                <w:color w:val="1C3A36"/>
+                <w:sz w:val="18"/>
+              </w:rPr>
+              <w:t>27.12</w:t>
+            </w:r>
+          </w:p>
+        </w:tc>
+        <w:tc>
+          <w:tcPr>
+            <w:tcW w:type="dxa" w:w="1037"/>
+          </w:tcPr>
+          <w:p>
+            <w:pPr>
+              <w:spacing w:after="20"/>
+              <w:jc w:val="right"/>
+            </w:pPr>
+            <w:r>
+              <w:rPr>
+                <w:color w:val="1C3A36"/>
+                <w:sz w:val="18"/>
+              </w:rPr>
+              <w:t>-73.0%</w:t>
+            </w:r>
+          </w:p>
+        </w:tc>
+        <w:tc>
+          <w:tcPr>
+            <w:tcW w:type="dxa" w:w="4075"/>
+          </w:tcPr>
+          <w:p>
+            <w:pPr>
+              <w:spacing w:after="20"/>
+              <w:jc w:val="right"/>
+            </w:pPr>
+            <w:r>
+              <w:rPr>
+                <w:color w:val="1C3A36"/>
+                <w:sz w:val="18"/>
+              </w:rPr>
+              <w:t>Nothing — it is a floor, and a 1997 plant carried through a five-fold devaluation is worth more than its historic cost whatever else is true</w:t>
+            </w:r>
+          </w:p>
+        </w:tc>
+      </w:tr>
+      <w:tr>
+        <w:tc>
+          <w:tcPr>
+            <w:tcW w:type="dxa" w:w="2160"/>
+          </w:tcPr>
+          <w:p>
+            <w:pPr>
+              <w:spacing w:after="20"/>
+            </w:pPr>
+            <w:r>
+              <w:rPr>
+                <w:color w:val="1C3A36"/>
+                <w:sz w:val="18"/>
+              </w:rPr>
+              <w:t>MEMO — normalised earnings, retired for this class</w:t>
+            </w:r>
+          </w:p>
+        </w:tc>
+        <w:tc>
+          <w:tcPr>
+            <w:tcW w:type="dxa" w:w="1325"/>
+          </w:tcPr>
+          <w:p>
+            <w:pPr>
+              <w:spacing w:after="20"/>
+              <w:jc w:val="right"/>
+            </w:pPr>
+            <w:r>
+              <w:rPr>
+                <w:color w:val="1C3A36"/>
+                <w:sz w:val="18"/>
+              </w:rPr>
+              <w:t>retired</w:t>
+            </w:r>
+          </w:p>
+        </w:tc>
+        <w:tc>
+          <w:tcPr>
+            <w:tcW w:type="dxa" w:w="1123"/>
+          </w:tcPr>
+          <w:p>
+            <w:pPr>
+              <w:spacing w:after="20"/>
+              <w:jc w:val="right"/>
+            </w:pPr>
+            <w:r>
+              <w:rPr>
+                <w:color w:val="1C3A36"/>
+                <w:sz w:val="18"/>
+              </w:rPr>
+              <w:t>70.48</w:t>
+            </w:r>
+          </w:p>
+        </w:tc>
+        <w:tc>
+          <w:tcPr>
+            <w:tcW w:type="dxa" w:w="1037"/>
+          </w:tcPr>
+          <w:p>
+            <w:pPr>
+              <w:spacing w:after="20"/>
+              <w:jc w:val="right"/>
+            </w:pPr>
+            <w:r>
+              <w:rPr>
+                <w:color w:val="1C3A36"/>
+                <w:sz w:val="18"/>
+              </w:rPr>
+              <w:t>-29.9%</w:t>
+            </w:r>
+          </w:p>
+        </w:tc>
+        <w:tc>
+          <w:tcPr>
+            <w:tcW w:type="dxa" w:w="4075"/>
+          </w:tcPr>
+          <w:p>
+            <w:pPr>
+              <w:spacing w:after="20"/>
+              <w:jc w:val="right"/>
+            </w:pPr>
+            <w:r>
+              <w:rPr>
+                <w:color w:val="1C3A36"/>
+                <w:sz w:val="18"/>
+              </w:rPr>
+              <w:t>FY2025 was a cyclical peak rather than a new operating level — a claim the cash-flow lens tests directly through utilisation and price</w:t>
             </w:r>
           </w:p>
         </w:tc>
@@ -12664,7 +12861,7 @@
           <w:color w:val="6E7B77"/>
           <w:sz w:val="17"/>
         </w:rPr>
-        <w:t>Table 16 — What each lens is betting on.</w:t>
+        <w:t>Table 16 — What each lens is betting on. The cash-flow read is the answer and the others are cross-checks; none of them is weighted into it.</w:t>
       </w:r>
     </w:p>
     <w:p>
@@ -12935,7 +13132,7 @@
                 <w:color w:val="1C3A36"/>
                 <w:sz w:val="18"/>
               </w:rPr>
-              <w:t>Below the earnings lenses</w:t>
+              <w:t>Below the replacement-cost read</w:t>
             </w:r>
           </w:p>
         </w:tc>
@@ -12953,7 +13150,7 @@
                 <w:color w:val="1C3A36"/>
                 <w:sz w:val="18"/>
               </w:rPr>
-              <w:t>under 70.39</w:t>
+              <w:t>under 94.23</w:t>
             </w:r>
           </w:p>
         </w:tc>
@@ -12971,7 +13168,7 @@
                 <w:color w:val="1C3A36"/>
                 <w:sz w:val="18"/>
               </w:rPr>
-              <w:t>The market has come to agree that 2025 was a peak and that new supply compresses margins from here</w:t>
+              <w:t>The plant is valued below what it would cost to build. Where the price sits today, and the condition for it is that the operating improvement the company has already filed does not hold</w:t>
             </w:r>
           </w:p>
         </w:tc>
@@ -12990,7 +13187,7 @@
                 <w:color w:val="1C3A36"/>
                 <w:sz w:val="18"/>
               </w:rPr>
-              <w:t>Between the earnings and asset lenses</w:t>
+              <w:t>Between replacement cost and the cash-flow read</w:t>
             </w:r>
           </w:p>
         </w:tc>
@@ -13008,7 +13205,7 @@
                 <w:color w:val="1C3A36"/>
                 <w:sz w:val="18"/>
               </w:rPr>
-              <w:t>70.39 – 93.52</w:t>
+              <w:t>94.23 – 123.27</w:t>
             </w:r>
           </w:p>
         </w:tc>
@@ -13026,7 +13223,7 @@
                 <w:color w:val="1C3A36"/>
                 <w:sz w:val="18"/>
               </w:rPr>
-              <w:t>Where the price sits today: the plant is valued above its cash flows but below its build cost</w:t>
+              <w:t>The market has come to price the utilisation and margin the filings already show, but not the whole of the forecast path</w:t>
             </w:r>
           </w:p>
         </w:tc>
@@ -13045,7 +13242,7 @@
                 <w:color w:val="1C3A36"/>
                 <w:sz w:val="18"/>
               </w:rPr>
-              <w:t>Above the asset lens</w:t>
+              <w:t>Above the cash-flow read</w:t>
             </w:r>
           </w:p>
         </w:tc>
@@ -13063,7 +13260,7 @@
                 <w:color w:val="1C3A36"/>
                 <w:sz w:val="18"/>
               </w:rPr>
-              <w:t>over 93.52</w:t>
+              <w:t>over 123.27</w:t>
             </w:r>
           </w:p>
         </w:tc>
@@ -13081,7 +13278,7 @@
                 <w:color w:val="1C3A36"/>
                 <w:sz w:val="18"/>
               </w:rPr>
-              <w:t>The market is paying replacement cost or more for capacity in a market that has a structural surplus of it</w:t>
+              <w:t>The market is paying for more than this study forecasts — a faster utilisation ramp, a wider real spread per tonne, or a lower cost of capital than the central bank's own easing path implies</w:t>
             </w:r>
           </w:p>
         </w:tc>
@@ -13180,7 +13377,7 @@
           <w:color w:val="1C3A36"/>
           <w:sz w:val="21"/>
         </w:rPr>
-        <w:t>An earlier draft inferred it from the treasury income the profit bridge implied, divided by a deposit yield, and then grew it by an undisclosed multiplier. It is now the reported FY2025 balance of EGP 4,762 million, rolled forward to the valuation date on the elapsed share of FY2026 free cash flow. It is 23% of fair equity value, so it carries its own sensitivity grid in section 1.9 rather than being asserted.</w:t>
+        <w:t>An earlier draft inferred it from the treasury income the profit bridge implied, divided by a deposit yield, and then grew it by an undisclosed multiplier. It is now the reported FY2025 balance of EGP 4,762 million, rolled forward to the valuation date on the elapsed share of FY2026 free cash flow. It is 20% of fair equity value, so it carries its own sensitivity grid in section 1.9 rather than being asserted.</w:t>
       </w:r>
     </w:p>
     <w:p>
@@ -13201,7 +13398,7 @@
           <w:color w:val="1C3A36"/>
           <w:sz w:val="21"/>
         </w:rPr>
-        <w:t>An earlier draft set the FY2026 EBITDA margin at 30.5% — above the FY2025 outturn it simultaneously described as a cyclical peak. Rebuilding the operating line from the cost stack puts FY2026 at 38.2% falling to 39.4%, and moved the weighted central materially lower.</w:t>
+        <w:t>An earlier draft set the FY2026 EBITDA margin at 30.5% — above the FY2025 outturn it simultaneously described as a cyclical peak. Rebuilding the operating line from the cost stack puts FY2026 at 38.6% falling to 39.8%, and moved the weighted central materially lower.</w:t>
       </w:r>
     </w:p>
     <w:p>
@@ -13278,14 +13475,14 @@
           <w:color w:val="1C3A36"/>
           <w:sz w:val="21"/>
         </w:rPr>
-        <w:t xml:space="preserve">The price distribution is not calibrated for this security. </w:t>
+        <w:t xml:space="preserve">The price map is wider than the market average, and it says so. </w:t>
       </w:r>
       <w:r>
         <w:rPr>
           <w:color w:val="1C3A36"/>
           <w:sz w:val="21"/>
         </w:rPr>
-        <w:t>Measured over five years it scores worse than a random walk and is materially too wide. It is published with that stated, and it carries no weight in the fundamental valuation.</w:t>
+        <w:t>Over 57 resolved three-month forecasts the 90% band held 93% of the time and the middle band 72%, so the wide band does what it promises and the middle one has been generous. The band runs about 1.40 times as wide as a simple carry-anchored benchmark, which is what this market's tail risk costs. It carries no weight in the fundamental valuation and is not an input to it.</w:t>
       </w:r>
     </w:p>
     <w:p>
@@ -13689,7 +13886,7 @@
                 <w:color w:val="1C3A36"/>
                 <w:sz w:val="16"/>
               </w:rPr>
-              <w:t>10,388</w:t>
+              <w:t>10,550</w:t>
             </w:r>
           </w:p>
         </w:tc>
@@ -13707,7 +13904,7 @@
                 <w:color w:val="1C3A36"/>
                 <w:sz w:val="16"/>
               </w:rPr>
-              <w:t>11,723</w:t>
+              <w:t>12,015</w:t>
             </w:r>
           </w:p>
         </w:tc>
@@ -13725,7 +13922,7 @@
                 <w:color w:val="1C3A36"/>
                 <w:sz w:val="16"/>
               </w:rPr>
-              <w:t>12,863</w:t>
+              <w:t>13,316</w:t>
             </w:r>
           </w:p>
         </w:tc>
@@ -13743,7 +13940,7 @@
                 <w:color w:val="1C3A36"/>
                 <w:sz w:val="16"/>
               </w:rPr>
-              <w:t>13,899</w:t>
+              <w:t>14,560</w:t>
             </w:r>
           </w:p>
         </w:tc>
@@ -13761,7 +13958,7 @@
                 <w:color w:val="1C3A36"/>
                 <w:sz w:val="16"/>
               </w:rPr>
-              <w:t>14,920</w:t>
+              <w:t>15,848</w:t>
             </w:r>
           </w:p>
         </w:tc>
@@ -13852,7 +14049,7 @@
                 <w:color w:val="1C3A36"/>
                 <w:sz w:val="16"/>
               </w:rPr>
-              <w:t>3,965</w:t>
+              <w:t>4,076</w:t>
             </w:r>
           </w:p>
         </w:tc>
@@ -13870,7 +14067,7 @@
                 <w:color w:val="1C3A36"/>
                 <w:sz w:val="16"/>
               </w:rPr>
-              <w:t>4,511</w:t>
+              <w:t>4,677</w:t>
             </w:r>
           </w:p>
         </w:tc>
@@ -13888,7 +14085,7 @@
                 <w:color w:val="1C3A36"/>
                 <w:sz w:val="16"/>
               </w:rPr>
-              <w:t>4,992</w:t>
+              <w:t>5,225</w:t>
             </w:r>
           </w:p>
         </w:tc>
@@ -13906,7 +14103,7 @@
                 <w:color w:val="1C3A36"/>
                 <w:sz w:val="16"/>
               </w:rPr>
-              <w:t>5,435</w:t>
+              <w:t>5,754</w:t>
             </w:r>
           </w:p>
         </w:tc>
@@ -13924,7 +14121,7 @@
                 <w:color w:val="1C3A36"/>
                 <w:sz w:val="16"/>
               </w:rPr>
-              <w:t>5,883</w:t>
+              <w:t>6,313</w:t>
             </w:r>
           </w:p>
         </w:tc>
@@ -14015,7 +14212,7 @@
                 <w:color w:val="1C3A36"/>
                 <w:sz w:val="16"/>
               </w:rPr>
-              <w:t>38.2%</w:t>
+              <w:t>38.6%</w:t>
             </w:r>
           </w:p>
         </w:tc>
@@ -14033,7 +14230,7 @@
                 <w:color w:val="1C3A36"/>
                 <w:sz w:val="16"/>
               </w:rPr>
-              <w:t>38.5%</w:t>
+              <w:t>38.9%</w:t>
             </w:r>
           </w:p>
         </w:tc>
@@ -14051,7 +14248,7 @@
                 <w:color w:val="1C3A36"/>
                 <w:sz w:val="16"/>
               </w:rPr>
-              <w:t>38.8%</w:t>
+              <w:t>39.2%</w:t>
             </w:r>
           </w:p>
         </w:tc>
@@ -14069,7 +14266,7 @@
                 <w:color w:val="1C3A36"/>
                 <w:sz w:val="16"/>
               </w:rPr>
-              <w:t>39.1%</w:t>
+              <w:t>39.5%</w:t>
             </w:r>
           </w:p>
         </w:tc>
@@ -14087,7 +14284,7 @@
                 <w:color w:val="1C3A36"/>
                 <w:sz w:val="16"/>
               </w:rPr>
-              <w:t>39.4%</w:t>
+              <w:t>39.8%</w:t>
             </w:r>
           </w:p>
         </w:tc>
@@ -14196,7 +14393,7 @@
                 <w:color w:val="1C3A36"/>
                 <w:sz w:val="16"/>
               </w:rPr>
-              <w:t>149</w:t>
+              <w:t>158</w:t>
             </w:r>
           </w:p>
         </w:tc>
@@ -14214,7 +14411,7 @@
                 <w:color w:val="1C3A36"/>
                 <w:sz w:val="16"/>
               </w:rPr>
-              <w:t>165</w:t>
+              <w:t>193</w:t>
             </w:r>
           </w:p>
         </w:tc>
@@ -14232,7 +14429,7 @@
                 <w:color w:val="1C3A36"/>
                 <w:sz w:val="16"/>
               </w:rPr>
-              <w:t>182</w:t>
+              <w:t>240</w:t>
             </w:r>
           </w:p>
         </w:tc>
@@ -14250,7 +14447,7 @@
                 <w:color w:val="1C3A36"/>
                 <w:sz w:val="16"/>
               </w:rPr>
-              <w:t>200</w:t>
+              <w:t>300</w:t>
             </w:r>
           </w:p>
         </w:tc>
@@ -14341,7 +14538,7 @@
                 <w:color w:val="1C3A36"/>
                 <w:sz w:val="16"/>
               </w:rPr>
-              <w:t>3,831</w:t>
+              <w:t>3,941</w:t>
             </w:r>
           </w:p>
         </w:tc>
@@ -14359,7 +14556,7 @@
                 <w:color w:val="1C3A36"/>
                 <w:sz w:val="16"/>
               </w:rPr>
-              <w:t>4,362</w:t>
+              <w:t>4,519</w:t>
             </w:r>
           </w:p>
         </w:tc>
@@ -14377,7 +14574,7 @@
                 <w:color w:val="1C3A36"/>
                 <w:sz w:val="16"/>
               </w:rPr>
-              <w:t>4,826</w:t>
+              <w:t>5,032</w:t>
             </w:r>
           </w:p>
         </w:tc>
@@ -14395,7 +14592,7 @@
                 <w:color w:val="1C3A36"/>
                 <w:sz w:val="16"/>
               </w:rPr>
-              <w:t>5,252</w:t>
+              <w:t>5,515</w:t>
             </w:r>
           </w:p>
         </w:tc>
@@ -14413,7 +14610,7 @@
                 <w:color w:val="1C3A36"/>
                 <w:sz w:val="16"/>
               </w:rPr>
-              <w:t>5,682</w:t>
+              <w:t>6,013</w:t>
             </w:r>
           </w:p>
         </w:tc>
@@ -14522,7 +14719,7 @@
                 <w:color w:val="1C3A36"/>
                 <w:sz w:val="16"/>
               </w:rPr>
-              <w:t>1,380</w:t>
+              <w:t>1,391</w:t>
             </w:r>
           </w:p>
         </w:tc>
@@ -14540,7 +14737,7 @@
                 <w:color w:val="1C3A36"/>
                 <w:sz w:val="16"/>
               </w:rPr>
-              <w:t>1,834</w:t>
+              <w:t>1,830</w:t>
             </w:r>
           </w:p>
         </w:tc>
@@ -14558,7 +14755,7 @@
                 <w:color w:val="1C3A36"/>
                 <w:sz w:val="16"/>
               </w:rPr>
-              <w:t>2,302</w:t>
+              <w:t>2,256</w:t>
             </w:r>
           </w:p>
         </w:tc>
@@ -14576,7 +14773,7 @@
                 <w:color w:val="1C3A36"/>
                 <w:sz w:val="16"/>
               </w:rPr>
-              <w:t>2,820</w:t>
+              <w:t>2,708</w:t>
             </w:r>
           </w:p>
         </w:tc>
@@ -14830,7 +15027,7 @@
                 <w:color w:val="1C3A36"/>
                 <w:sz w:val="16"/>
               </w:rPr>
-              <w:t>3,670</w:t>
+              <w:t>3,755</w:t>
             </w:r>
           </w:p>
         </w:tc>
@@ -14848,7 +15045,7 @@
                 <w:color w:val="1C3A36"/>
                 <w:sz w:val="16"/>
               </w:rPr>
-              <w:t>4,450</w:t>
+              <w:t>4,580</w:t>
             </w:r>
           </w:p>
         </w:tc>
@@ -14866,7 +15063,7 @@
                 <w:color w:val="1C3A36"/>
                 <w:sz w:val="16"/>
               </w:rPr>
-              <w:t>5,162</w:t>
+              <w:t>5,318</w:t>
             </w:r>
           </w:p>
         </w:tc>
@@ -14884,7 +15081,7 @@
                 <w:color w:val="1C3A36"/>
                 <w:sz w:val="16"/>
               </w:rPr>
-              <w:t>5,854</w:t>
+              <w:t>6,022</w:t>
             </w:r>
           </w:p>
         </w:tc>
@@ -14902,7 +15099,7 @@
                 <w:color w:val="1C3A36"/>
                 <w:sz w:val="16"/>
               </w:rPr>
-              <w:t>6,590</w:t>
+              <w:t>6,759</w:t>
             </w:r>
           </w:p>
         </w:tc>
@@ -14993,7 +15190,7 @@
                 <w:color w:val="1C3A36"/>
                 <w:sz w:val="16"/>
               </w:rPr>
-              <w:t>14.07</w:t>
+              <w:t>14.40</w:t>
             </w:r>
           </w:p>
         </w:tc>
@@ -15011,7 +15208,7 @@
                 <w:color w:val="1C3A36"/>
                 <w:sz w:val="16"/>
               </w:rPr>
-              <w:t>17.06</w:t>
+              <w:t>17.56</w:t>
             </w:r>
           </w:p>
         </w:tc>
@@ -15029,7 +15226,7 @@
                 <w:color w:val="1C3A36"/>
                 <w:sz w:val="16"/>
               </w:rPr>
-              <w:t>19.79</w:t>
+              <w:t>20.39</w:t>
             </w:r>
           </w:p>
         </w:tc>
@@ -15047,7 +15244,7 @@
                 <w:color w:val="1C3A36"/>
                 <w:sz w:val="16"/>
               </w:rPr>
-              <w:t>22.45</w:t>
+              <w:t>23.09</w:t>
             </w:r>
           </w:p>
         </w:tc>
@@ -15065,7 +15262,7 @@
                 <w:color w:val="1C3A36"/>
                 <w:sz w:val="16"/>
               </w:rPr>
-              <w:t>25.27</w:t>
+              <w:t>25.91</w:t>
             </w:r>
           </w:p>
         </w:tc>
@@ -15341,7 +15538,7 @@
                 <w:color w:val="1C3A36"/>
                 <w:sz w:val="16"/>
               </w:rPr>
-              <w:t>2,340</w:t>
+              <w:t>2,348</w:t>
             </w:r>
           </w:p>
         </w:tc>
@@ -15359,7 +15556,7 @@
                 <w:color w:val="1C3A36"/>
                 <w:sz w:val="16"/>
               </w:rPr>
-              <w:t>6,686</w:t>
+              <w:t>6,708</w:t>
             </w:r>
           </w:p>
         </w:tc>
@@ -15377,7 +15574,7 @@
                 <w:color w:val="1C3A36"/>
                 <w:sz w:val="16"/>
               </w:rPr>
-              <w:t>6,686</w:t>
+              <w:t>6,708</w:t>
             </w:r>
           </w:p>
         </w:tc>
@@ -15395,7 +15592,7 @@
                 <w:color w:val="1C3A36"/>
                 <w:sz w:val="16"/>
               </w:rPr>
-              <w:t>8,117</w:t>
+              <w:t>8,184</w:t>
             </w:r>
           </w:p>
         </w:tc>
@@ -15413,7 +15610,7 @@
                 <w:color w:val="1C3A36"/>
                 <w:sz w:val="16"/>
               </w:rPr>
-              <w:t>12,226</w:t>
+              <w:t>12,199</w:t>
             </w:r>
           </w:p>
         </w:tc>
@@ -15431,7 +15628,7 @@
                 <w:color w:val="1C3A36"/>
                 <w:sz w:val="16"/>
               </w:rPr>
-              <w:t>17,048</w:t>
+              <w:t>16,712</w:t>
             </w:r>
           </w:p>
         </w:tc>
@@ -15449,7 +15646,7 @@
                 <w:color w:val="1C3A36"/>
                 <w:sz w:val="16"/>
               </w:rPr>
-              <w:t>22,562</w:t>
+              <w:t>21,664</w:t>
             </w:r>
           </w:p>
         </w:tc>
@@ -15467,7 +15664,7 @@
                 <w:color w:val="1C3A36"/>
                 <w:sz w:val="16"/>
               </w:rPr>
-              <w:t>28,807</w:t>
+              <w:t>27,058</w:t>
             </w:r>
           </w:p>
         </w:tc>
@@ -15667,7 +15864,7 @@
                 <w:color w:val="1C3A36"/>
                 <w:sz w:val="16"/>
               </w:rPr>
-              <w:t>2,202</w:t>
+              <w:t>2,210</w:t>
             </w:r>
           </w:p>
         </w:tc>
@@ -15685,7 +15882,7 @@
                 <w:color w:val="1C3A36"/>
                 <w:sz w:val="16"/>
               </w:rPr>
-              <w:t>6,548</w:t>
+              <w:t>6,570</w:t>
             </w:r>
           </w:p>
         </w:tc>
@@ -15703,7 +15900,7 @@
                 <w:color w:val="1C3A36"/>
                 <w:sz w:val="16"/>
               </w:rPr>
-              <w:t>6,533</w:t>
+              <w:t>6,555</w:t>
             </w:r>
           </w:p>
         </w:tc>
@@ -15721,7 +15918,7 @@
                 <w:color w:val="1C3A36"/>
                 <w:sz w:val="16"/>
               </w:rPr>
-              <w:t>7,980</w:t>
+              <w:t>8,046</w:t>
             </w:r>
           </w:p>
         </w:tc>
@@ -15739,7 +15936,7 @@
                 <w:color w:val="1C3A36"/>
                 <w:sz w:val="16"/>
               </w:rPr>
-              <w:t>12,089</w:t>
+              <w:t>12,061</w:t>
             </w:r>
           </w:p>
         </w:tc>
@@ -15757,7 +15954,7 @@
                 <w:color w:val="1C3A36"/>
                 <w:sz w:val="16"/>
               </w:rPr>
-              <w:t>16,911</w:t>
+              <w:t>16,574</w:t>
             </w:r>
           </w:p>
         </w:tc>
@@ -15775,7 +15972,7 @@
                 <w:color w:val="1C3A36"/>
                 <w:sz w:val="16"/>
               </w:rPr>
-              <w:t>22,425</w:t>
+              <w:t>21,527</w:t>
             </w:r>
           </w:p>
         </w:tc>
@@ -15793,7 +15990,7 @@
                 <w:color w:val="1C3A36"/>
                 <w:sz w:val="16"/>
               </w:rPr>
-              <w:t>28,669</w:t>
+              <w:t>26,920</w:t>
             </w:r>
           </w:p>
         </w:tc>
@@ -15884,7 +16081,7 @@
                 <w:color w:val="1C3A36"/>
                 <w:sz w:val="16"/>
               </w:rPr>
-              <w:t>9,690</w:t>
+              <w:t>9,776</w:t>
             </w:r>
           </w:p>
         </w:tc>
@@ -15902,7 +16099,7 @@
                 <w:color w:val="1C3A36"/>
                 <w:sz w:val="16"/>
               </w:rPr>
-              <w:t>14,140</w:t>
+              <w:t>14,356</w:t>
             </w:r>
           </w:p>
         </w:tc>
@@ -15920,7 +16117,7 @@
                 <w:color w:val="1C3A36"/>
                 <w:sz w:val="16"/>
               </w:rPr>
-              <w:t>19,302</w:t>
+              <w:t>19,674</w:t>
             </w:r>
           </w:p>
         </w:tc>
@@ -15938,7 +16135,7 @@
                 <w:color w:val="1C3A36"/>
                 <w:sz w:val="16"/>
               </w:rPr>
-              <w:t>25,156</w:t>
+              <w:t>25,696</w:t>
             </w:r>
           </w:p>
         </w:tc>
@@ -15956,7 +16153,7 @@
                 <w:color w:val="1C3A36"/>
                 <w:sz w:val="16"/>
               </w:rPr>
-              <w:t>31,745</w:t>
+              <w:t>32,455</w:t>
             </w:r>
           </w:p>
         </w:tc>
@@ -16047,7 +16244,7 @@
                 <w:color w:val="1C3A36"/>
                 <w:sz w:val="16"/>
               </w:rPr>
-              <w:t>37.15</w:t>
+              <w:t>37.48</w:t>
             </w:r>
           </w:p>
         </w:tc>
@@ -16065,7 +16262,7 @@
                 <w:color w:val="1C3A36"/>
                 <w:sz w:val="16"/>
               </w:rPr>
-              <w:t>54.22</w:t>
+              <w:t>55.04</w:t>
             </w:r>
           </w:p>
         </w:tc>
@@ -16083,7 +16280,7 @@
                 <w:color w:val="1C3A36"/>
                 <w:sz w:val="16"/>
               </w:rPr>
-              <w:t>74.01</w:t>
+              <w:t>75.43</w:t>
             </w:r>
           </w:p>
         </w:tc>
@@ -16101,7 +16298,7 @@
                 <w:color w:val="1C3A36"/>
                 <w:sz w:val="16"/>
               </w:rPr>
-              <w:t>96.45</w:t>
+              <w:t>98.52</w:t>
             </w:r>
           </w:p>
         </w:tc>
@@ -16119,7 +16316,7 @@
                 <w:color w:val="1C3A36"/>
                 <w:sz w:val="16"/>
               </w:rPr>
-              <w:t>121.72</w:t>
+              <w:t>124.44</w:t>
             </w:r>
           </w:p>
         </w:tc>
@@ -16335,7 +16532,7 @@
                 <w:color w:val="1C3A36"/>
                 <w:sz w:val="18"/>
               </w:rPr>
-              <w:t>2,969</w:t>
+              <w:t>3,054</w:t>
             </w:r>
           </w:p>
         </w:tc>
@@ -16353,7 +16550,7 @@
                 <w:color w:val="1C3A36"/>
                 <w:sz w:val="18"/>
               </w:rPr>
-              <w:t>3,380</w:t>
+              <w:t>3,502</w:t>
             </w:r>
           </w:p>
         </w:tc>
@@ -16371,7 +16568,7 @@
                 <w:color w:val="1C3A36"/>
                 <w:sz w:val="18"/>
               </w:rPr>
-              <w:t>3,740</w:t>
+              <w:t>3,900</w:t>
             </w:r>
           </w:p>
         </w:tc>
@@ -16389,7 +16586,7 @@
                 <w:color w:val="1C3A36"/>
                 <w:sz w:val="18"/>
               </w:rPr>
-              <w:t>4,071</w:t>
+              <w:t>4,274</w:t>
             </w:r>
           </w:p>
         </w:tc>
@@ -16407,7 +16604,7 @@
                 <w:color w:val="1C3A36"/>
                 <w:sz w:val="18"/>
               </w:rPr>
-              <w:t>4,404</w:t>
+              <w:t>4,660</w:t>
             </w:r>
           </w:p>
         </w:tc>
@@ -16462,7 +16659,7 @@
                 <w:color w:val="1C3A36"/>
                 <w:sz w:val="18"/>
               </w:rPr>
-              <w:t>149</w:t>
+              <w:t>158</w:t>
             </w:r>
           </w:p>
         </w:tc>
@@ -16480,7 +16677,7 @@
                 <w:color w:val="1C3A36"/>
                 <w:sz w:val="18"/>
               </w:rPr>
-              <w:t>165</w:t>
+              <w:t>193</w:t>
             </w:r>
           </w:p>
         </w:tc>
@@ -16498,7 +16695,7 @@
                 <w:color w:val="1C3A36"/>
                 <w:sz w:val="18"/>
               </w:rPr>
-              <w:t>182</w:t>
+              <w:t>240</w:t>
             </w:r>
           </w:p>
         </w:tc>
@@ -16516,7 +16713,7 @@
                 <w:color w:val="1C3A36"/>
                 <w:sz w:val="18"/>
               </w:rPr>
-              <w:t>200</w:t>
+              <w:t>300</w:t>
             </w:r>
           </w:p>
         </w:tc>
@@ -16553,7 +16750,7 @@
                 <w:color w:val="1C3A36"/>
                 <w:sz w:val="18"/>
               </w:rPr>
-              <w:t>-346</w:t>
+              <w:t>-352</w:t>
             </w:r>
           </w:p>
         </w:tc>
@@ -16571,7 +16768,7 @@
                 <w:color w:val="1C3A36"/>
                 <w:sz w:val="18"/>
               </w:rPr>
-              <w:t>-384</w:t>
+              <w:t>-607</w:t>
             </w:r>
           </w:p>
         </w:tc>
@@ -16589,7 +16786,7 @@
                 <w:color w:val="1C3A36"/>
                 <w:sz w:val="18"/>
               </w:rPr>
-              <w:t>-414</w:t>
+              <w:t>-894</w:t>
             </w:r>
           </w:p>
         </w:tc>
@@ -16607,7 +16804,7 @@
                 <w:color w:val="1C3A36"/>
                 <w:sz w:val="18"/>
               </w:rPr>
-              <w:t>-440</w:t>
+              <w:t>-1,210</w:t>
             </w:r>
           </w:p>
         </w:tc>
@@ -16625,7 +16822,7 @@
                 <w:color w:val="1C3A36"/>
                 <w:sz w:val="18"/>
               </w:rPr>
-              <w:t>-464</w:t>
+              <w:t>-1,562</w:t>
             </w:r>
           </w:p>
         </w:tc>
@@ -16662,6 +16859,42 @@
                 <w:color w:val="1C3A36"/>
                 <w:sz w:val="18"/>
               </w:rPr>
+              <w:t>-117</w:t>
+            </w:r>
+          </w:p>
+        </w:tc>
+        <w:tc>
+          <w:tcPr>
+            <w:tcW w:type="dxa" w:w="1238"/>
+          </w:tcPr>
+          <w:p>
+            <w:pPr>
+              <w:spacing w:after="20"/>
+              <w:jc w:val="right"/>
+            </w:pPr>
+            <w:r>
+              <w:rPr>
+                <w:color w:val="1C3A36"/>
+                <w:sz w:val="18"/>
+              </w:rPr>
+              <w:t>-117</w:t>
+            </w:r>
+          </w:p>
+        </w:tc>
+        <w:tc>
+          <w:tcPr>
+            <w:tcW w:type="dxa" w:w="1238"/>
+          </w:tcPr>
+          <w:p>
+            <w:pPr>
+              <w:spacing w:after="20"/>
+              <w:jc w:val="right"/>
+            </w:pPr>
+            <w:r>
+              <w:rPr>
+                <w:color w:val="1C3A36"/>
+                <w:sz w:val="18"/>
+              </w:rPr>
               <w:t>-104</w:t>
             </w:r>
           </w:p>
@@ -16680,7 +16913,7 @@
                 <w:color w:val="1C3A36"/>
                 <w:sz w:val="18"/>
               </w:rPr>
-              <w:t>-107</w:t>
+              <w:t>-100</w:t>
             </w:r>
           </w:p>
         </w:tc>
@@ -16698,43 +16931,7 @@
                 <w:color w:val="1C3A36"/>
                 <w:sz w:val="18"/>
               </w:rPr>
-              <w:t>-91</w:t>
-            </w:r>
-          </w:p>
-        </w:tc>
-        <w:tc>
-          <w:tcPr>
-            <w:tcW w:type="dxa" w:w="1238"/>
-          </w:tcPr>
-          <w:p>
-            <w:pPr>
-              <w:spacing w:after="20"/>
-              <w:jc w:val="right"/>
-            </w:pPr>
-            <w:r>
-              <w:rPr>
-                <w:color w:val="1C3A36"/>
-                <w:sz w:val="18"/>
-              </w:rPr>
-              <w:t>-83</w:t>
-            </w:r>
-          </w:p>
-        </w:tc>
-        <w:tc>
-          <w:tcPr>
-            <w:tcW w:type="dxa" w:w="1238"/>
-          </w:tcPr>
-          <w:p>
-            <w:pPr>
-              <w:spacing w:after="20"/>
-              <w:jc w:val="right"/>
-            </w:pPr>
-            <w:r>
-              <w:rPr>
-                <w:color w:val="1C3A36"/>
-                <w:sz w:val="18"/>
-              </w:rPr>
-              <w:t>-82</w:t>
+              <w:t>-103</w:t>
             </w:r>
           </w:p>
         </w:tc>
@@ -16775,7 +16972,7 @@
                 <w:color w:val="1C3A36"/>
                 <w:sz w:val="18"/>
               </w:rPr>
-              <w:t>1,107</w:t>
+              <w:t>1,134</w:t>
             </w:r>
           </w:p>
         </w:tc>
@@ -16795,7 +16992,7 @@
                 <w:color w:val="1C3A36"/>
                 <w:sz w:val="18"/>
               </w:rPr>
-              <w:t>3,039</w:t>
+              <w:t>2,936</w:t>
             </w:r>
           </w:p>
         </w:tc>
@@ -16815,7 +17012,7 @@
                 <w:color w:val="1C3A36"/>
                 <w:sz w:val="18"/>
               </w:rPr>
-              <w:t>3,401</w:t>
+              <w:t>3,095</w:t>
             </w:r>
           </w:p>
         </w:tc>
@@ -16835,7 +17032,7 @@
                 <w:color w:val="1C3A36"/>
                 <w:sz w:val="18"/>
               </w:rPr>
-              <w:t>3,730</w:t>
+              <w:t>3,204</w:t>
             </w:r>
           </w:p>
         </w:tc>
@@ -16855,7 +17052,7 @@
                 <w:color w:val="1C3A36"/>
                 <w:sz w:val="18"/>
               </w:rPr>
-              <w:t>4,059</w:t>
+              <w:t>3,295</w:t>
             </w:r>
           </w:p>
         </w:tc>
@@ -17994,7 +18191,7 @@
           <w:color w:val="1C3A36"/>
           <w:sz w:val="21"/>
         </w:rPr>
-        <w:t>EGP 82.63 to EGP 104.40, central EGP 93.52 (-6.9% against the market price of EGP 100.50).</w:t>
+        <w:t>EGP 83.24 to EGP 105.21, central EGP 94.23 (-6.2% against the market price of EGP 100.50).</w:t>
       </w:r>
     </w:p>
     <w:p>
@@ -18008,7 +18205,7 @@
           <w:color w:val="1C3A36"/>
           <w:sz w:val="21"/>
         </w:rPr>
-        <w:t>Values the plant, not the earnings stream. A 3.8Mt grey-cement plant costs about USD 130 per annual tonne to build; nobody pays replacement cost for capacity in a market carrying 76Mt against 54Mt of consumption. The market pays USD 104/t.</w:t>
+        <w:t>Values the plant, not the earnings stream. A 3.8Mt grey-cement plant costs about USD 130 per annual tonne to build; nobody pays replacement cost for capacity in a market carrying 76Mt against 54Mt of consumption. The market pays USD 103/t.</w:t>
       </w:r>
     </w:p>
     <w:p>
@@ -18068,7 +18265,7 @@
           <w:color w:val="1C3A36"/>
           <w:sz w:val="21"/>
         </w:rPr>
-        <w:t>EGP 63.85 to EGP 76.94, central EGP 70.39 (-30.0% against the market price of EGP 100.50).</w:t>
+        <w:t>EGP 63.93 to EGP 77.02, central EGP 70.48 (-29.9% against the market price of EGP 100.50).</w:t>
       </w:r>
     </w:p>
     <w:p>
@@ -18142,7 +18339,7 @@
           <w:color w:val="1C3A36"/>
           <w:sz w:val="21"/>
         </w:rPr>
-        <w:t>EGP 78.04 to EGP 108.59, central EGP 89.92 (-10.5% against the market price of EGP 100.50).</w:t>
+        <w:t>EGP 72.30 to EGP 99.52, central EGP 82.89 (-17.5% against the market price of EGP 100.50).</w:t>
       </w:r>
     </w:p>
     <w:p>
@@ -18156,7 +18353,7 @@
           <w:color w:val="1C3A36"/>
           <w:sz w:val="21"/>
         </w:rPr>
-        <w:t>Starts from the balance sheet. Net cash of EGP 6.5bn is 25% of the market capitalisation and 23% of fair equity value. Terminal return on capital of 18.8% sits below the 19.0% cost of capital, so growth destroys value and the right policy is to harvest and distribute.</w:t>
+        <w:t>Starts from the balance sheet. Net cash of EGP 6.6bn is 25% of the market capitalisation and 20% of fair equity value. Terminal return on capital of 20.1% sits below the 19.0% cost of capital, so growth destroys value and the right policy is to harvest and distribute.</w:t>
       </w:r>
     </w:p>
     <w:p>
@@ -18339,7 +18536,7 @@
                 <w:color w:val="1C3A36"/>
                 <w:sz w:val="18"/>
               </w:rPr>
-              <w:t>82.63</w:t>
+              <w:t>83.24</w:t>
             </w:r>
           </w:p>
         </w:tc>
@@ -18357,7 +18554,7 @@
                 <w:color w:val="1C3A36"/>
                 <w:sz w:val="18"/>
               </w:rPr>
-              <w:t>93.52</w:t>
+              <w:t>94.23</w:t>
             </w:r>
           </w:p>
         </w:tc>
@@ -18375,7 +18572,7 @@
                 <w:color w:val="1C3A36"/>
                 <w:sz w:val="18"/>
               </w:rPr>
-              <w:t>104.40</w:t>
+              <w:t>105.21</w:t>
             </w:r>
           </w:p>
         </w:tc>
@@ -18393,7 +18590,7 @@
                 <w:color w:val="1C3A36"/>
                 <w:sz w:val="18"/>
               </w:rPr>
-              <w:t>-6.9%</w:t>
+              <w:t>-6.2%</w:t>
             </w:r>
           </w:p>
         </w:tc>
@@ -18430,7 +18627,7 @@
                 <w:color w:val="1C3A36"/>
                 <w:sz w:val="18"/>
               </w:rPr>
-              <w:t>63.85</w:t>
+              <w:t>63.93</w:t>
             </w:r>
           </w:p>
         </w:tc>
@@ -18448,7 +18645,7 @@
                 <w:color w:val="1C3A36"/>
                 <w:sz w:val="18"/>
               </w:rPr>
-              <w:t>70.39</w:t>
+              <w:t>70.48</w:t>
             </w:r>
           </w:p>
         </w:tc>
@@ -18466,7 +18663,7 @@
                 <w:color w:val="1C3A36"/>
                 <w:sz w:val="18"/>
               </w:rPr>
-              <w:t>76.94</w:t>
+              <w:t>77.02</w:t>
             </w:r>
           </w:p>
         </w:tc>
@@ -18484,7 +18681,7 @@
                 <w:color w:val="1C3A36"/>
                 <w:sz w:val="18"/>
               </w:rPr>
-              <w:t>-30.0%</w:t>
+              <w:t>-29.9%</w:t>
             </w:r>
           </w:p>
         </w:tc>
@@ -18521,7 +18718,7 @@
                 <w:color w:val="1C3A36"/>
                 <w:sz w:val="18"/>
               </w:rPr>
-              <w:t>78.04</w:t>
+              <w:t>72.30</w:t>
             </w:r>
           </w:p>
         </w:tc>
@@ -18539,7 +18736,7 @@
                 <w:color w:val="1C3A36"/>
                 <w:sz w:val="18"/>
               </w:rPr>
-              <w:t>89.92</w:t>
+              <w:t>82.89</w:t>
             </w:r>
           </w:p>
         </w:tc>
@@ -18557,7 +18754,7 @@
                 <w:color w:val="1C3A36"/>
                 <w:sz w:val="18"/>
               </w:rPr>
-              <w:t>108.59</w:t>
+              <w:t>99.52</w:t>
             </w:r>
           </w:p>
         </w:tc>
@@ -18575,7 +18772,7 @@
                 <w:color w:val="1C3A36"/>
                 <w:sz w:val="18"/>
               </w:rPr>
-              <w:t>-10.5%</w:t>
+              <w:t>-17.5%</w:t>
             </w:r>
           </w:p>
         </w:tc>
@@ -18636,7 +18833,7 @@
                 <w:color w:val="1C3A36"/>
                 <w:sz w:val="18"/>
               </w:rPr>
-              <w:t>89.92</w:t>
+              <w:t>82.89</w:t>
             </w:r>
           </w:p>
         </w:tc>
@@ -18676,7 +18873,7 @@
                 <w:color w:val="1C3A36"/>
                 <w:sz w:val="18"/>
               </w:rPr>
-              <w:t>-10.5%</w:t>
+              <w:t>-17.5%</w:t>
             </w:r>
           </w:p>
         </w:tc>
